--- a/output/tbl-tox/tbl-tox.docx
+++ b/output/tbl-tox/tbl-tox.docx
@@ -2,14 +2,6 @@
 <file path=word/document.xml><?xml version="1.0" encoding="utf-8"?>
 <w:document xmlns:wpc="http://schemas.microsoft.com/office/word/2010/wordprocessingCanvas" xmlns:cx="http://schemas.microsoft.com/office/drawing/2014/chartex" xmlns:cx1="http://schemas.microsoft.com/office/drawing/2015/9/8/chartex" xmlns:cx2="http://schemas.microsoft.com/office/drawing/2015/10/21/chartex" xmlns:cx3="http://schemas.microsoft.com/office/drawing/2016/5/9/chartex" xmlns:cx4="http://schemas.microsoft.com/office/drawing/2016/5/10/chartex" xmlns:cx5="http://schemas.microsoft.com/office/drawing/2016/5/11/chartex" xmlns:cx6="http://schemas.microsoft.com/office/drawing/2016/5/12/chartex" xmlns:cx7="http://schemas.microsoft.com/office/drawing/2016/5/13/chartex" xmlns:cx8="http://schemas.microsoft.com/office/drawing/2016/5/14/chartex" xmlns:mc="http://schemas.openxmlformats.org/markup-compatibility/2006" xmlns:aink="http://schemas.microsoft.com/office/drawing/2016/ink" xmlns:am3d="http://schemas.microsoft.com/office/drawing/2017/model3d" xmlns:o="urn:schemas-microsoft-com:office:office" xmlns:r="http://schemas.openxmlformats.org/officeDocument/2006/relationships" xmlns:m="http://schemas.openxmlformats.org/officeDocument/2006/math" xmlns:v="urn:schemas-microsoft-com:vml" xmlns:wp14="http://schemas.microsoft.com/office/word/2010/wordprocessingDrawing" xmlns:wp="http://schemas.openxmlformats.org/drawingml/2006/wordprocessingDrawing" xmlns:w10="urn:schemas-microsoft-com:office:word" xmlns:w="http://schemas.openxmlformats.org/wordprocessingml/2006/main" xmlns:w14="http://schemas.microsoft.com/office/word/2010/wordml" xmlns:w15="http://schemas.microsoft.com/office/word/2012/wordml" xmlns:w16cex="http://schemas.microsoft.com/office/word/2018/wordml/cex" xmlns:w16cid="http://schemas.microsoft.com/office/word/2016/wordml/cid" xmlns:w16="http://schemas.microsoft.com/office/word/2018/wordml" xmlns:w16se="http://schemas.microsoft.com/office/word/2015/wordml/symex" xmlns:wpg="http://schemas.microsoft.com/office/word/2010/wordprocessingGroup" xmlns:wpi="http://schemas.microsoft.com/office/word/2010/wordprocessingInk" xmlns:wne="http://schemas.microsoft.com/office/word/2006/wordml" xmlns:wps="http://schemas.microsoft.com/office/word/2010/wordprocessingShape" mc:Ignorable="w14 w15 w16se w16cid w16 w16cex wp14">
   <w:body>
-    <w:p>
-      <w:pPr>
-        <w:pStyle w:val="Normal"/>
-      </w:pPr>
-      <w:r>
-        <w:t xml:space="preserve"/>
-      </w:r>
-    </w:p>
     <w:tbl xmlns:a="http://schemas.openxmlformats.org/drawingml/2006/main" xmlns:pic="http://schemas.openxmlformats.org/drawingml/2006/picture">
       <w:tblPr>
         <w:tblLayout w:type="autofit"/>
@@ -3101,10 +3093,11 @@
       </w:tr>
     </w:tbl>
     <w:sectPr>
-      <w:pgMar w:header="708" w:bottom="1417" w:top="1417" w:right="1417" w:left="1417" w:footer="708" w:gutter="0"/>
-      <w:pgSz w:h="16838" w:w="11906" w:orient="portrait"/>
       <w:type w:val="continuous"/>
-      <w:cols/>
+      <w:pgSz w:w="11900" w:h="16840"/>
+      <w:pgMar w:top="1417" w:right="1417" w:bottom="1417" w:left="1417" w:header="708" w:footer="708" w:gutter="0"/>
+      <w:cols w:space="708"/>
+      <w:docGrid w:linePitch="360"/>
     </w:sectPr>
   </w:body>
 </w:document>

--- a/output/tbl-tox/tbl-tox.docx
+++ b/output/tbl-tox/tbl-tox.docx
@@ -45,25 +45,25 @@
               <w:spacing w:after="40" w:before="40" w:line="240"/>
               <w:ind w:left="100" w:right="100" w:firstLine="0" w:firstLineChars="0"/>
               <w:rPr>
-                <w:rFonts w:ascii="Luciole" w:hAnsi="Luciole" w:eastAsia="Luciole" w:cs="Luciole"/>
-                <w:i w:val="false"/>
-                <w:b w:val="false"/>
-                <w:u w:val="none"/>
-                <w:strike w:val="false"/>
-                <w:sz w:val="20"/>
-                <w:szCs w:val="20"/>
-                <w:color w:val="333333"/>
-              </w:rPr>
-            </w:pPr>
-            <w:r>
-              <w:rPr>
-                <w:rFonts w:ascii="Luciole" w:hAnsi="Luciole" w:eastAsia="Luciole" w:cs="Luciole"/>
-                <w:i w:val="false"/>
-                <w:b w:val="false"/>
-                <w:u w:val="none"/>
-                <w:strike w:val="false"/>
-                <w:sz w:val="20"/>
-                <w:szCs w:val="20"/>
+                <w:rFonts w:ascii="Aptos" w:hAnsi="Aptos" w:eastAsia="Aptos" w:cs="Aptos"/>
+                <w:i w:val="false"/>
+                <w:b w:val="false"/>
+                <w:u w:val="none"/>
+                <w:strike w:val="false"/>
+                <w:sz w:val="18"/>
+                <w:szCs w:val="18"/>
+                <w:color w:val="333333"/>
+              </w:rPr>
+            </w:pPr>
+            <w:r>
+              <w:rPr>
+                <w:rFonts w:ascii="Aptos" w:hAnsi="Aptos" w:eastAsia="Aptos" w:cs="Aptos"/>
+                <w:i w:val="false"/>
+                <w:b w:val="false"/>
+                <w:u w:val="none"/>
+                <w:strike w:val="false"/>
+                <w:sz w:val="18"/>
+                <w:szCs w:val="18"/>
                 <w:color w:val="333333"/>
               </w:rPr>
               <w:t xml:space="preserve"> </w:t>
@@ -101,25 +101,25 @@
               <w:spacing w:after="40" w:before="40" w:line="240"/>
               <w:ind w:left="100" w:right="100" w:firstLine="0" w:firstLineChars="0"/>
               <w:rPr>
-                <w:rFonts w:ascii="Luciole" w:hAnsi="Luciole" w:eastAsia="Luciole" w:cs="Luciole"/>
-                <w:i w:val="false"/>
-                <w:b w:val="false"/>
-                <w:u w:val="none"/>
-                <w:strike w:val="false"/>
-                <w:sz w:val="20"/>
-                <w:szCs w:val="20"/>
-                <w:color w:val="333333"/>
-              </w:rPr>
-            </w:pPr>
-            <w:r>
-              <w:rPr>
-                <w:rFonts w:ascii="Luciole" w:hAnsi="Luciole" w:eastAsia="Luciole" w:cs="Luciole"/>
+                <w:rFonts w:ascii="Aptos" w:hAnsi="Aptos" w:eastAsia="Aptos" w:cs="Aptos"/>
+                <w:i w:val="false"/>
+                <w:b w:val="false"/>
+                <w:u w:val="none"/>
+                <w:strike w:val="false"/>
+                <w:sz w:val="18"/>
+                <w:szCs w:val="18"/>
+                <w:color w:val="333333"/>
+              </w:rPr>
+            </w:pPr>
+            <w:r>
+              <w:rPr>
+                <w:rFonts w:ascii="Aptos" w:hAnsi="Aptos" w:eastAsia="Aptos" w:cs="Aptos"/>
                 <w:i w:val="false"/>
                 <w:b w:val="true"/>
                 <w:u w:val="none"/>
                 <w:strike w:val="false"/>
-                <w:sz w:val="20"/>
-                <w:szCs w:val="20"/>
+                <w:sz w:val="18"/>
+                <w:szCs w:val="18"/>
                 <w:color w:val="333333"/>
               </w:rPr>
               <w:t xml:space="preserve">Protocole de chimiothérapie</w:t>
@@ -156,25 +156,25 @@
               <w:spacing w:after="40" w:before="40" w:line="240"/>
               <w:ind w:left="100" w:right="100" w:firstLine="0" w:firstLineChars="0"/>
               <w:rPr>
-                <w:rFonts w:ascii="Luciole" w:hAnsi="Luciole" w:eastAsia="Luciole" w:cs="Luciole"/>
-                <w:i w:val="false"/>
-                <w:b w:val="false"/>
-                <w:u w:val="none"/>
-                <w:strike w:val="false"/>
-                <w:sz w:val="20"/>
-                <w:szCs w:val="20"/>
-                <w:color w:val="333333"/>
-              </w:rPr>
-            </w:pPr>
-            <w:r>
-              <w:rPr>
-                <w:rFonts w:ascii="Luciole" w:hAnsi="Luciole" w:eastAsia="Luciole" w:cs="Luciole"/>
-                <w:i w:val="false"/>
-                <w:b w:val="false"/>
-                <w:u w:val="none"/>
-                <w:strike w:val="false"/>
-                <w:sz w:val="20"/>
-                <w:szCs w:val="20"/>
+                <w:rFonts w:ascii="Aptos" w:hAnsi="Aptos" w:eastAsia="Aptos" w:cs="Aptos"/>
+                <w:i w:val="false"/>
+                <w:b w:val="false"/>
+                <w:u w:val="none"/>
+                <w:strike w:val="false"/>
+                <w:sz w:val="18"/>
+                <w:szCs w:val="18"/>
+                <w:color w:val="333333"/>
+              </w:rPr>
+            </w:pPr>
+            <w:r>
+              <w:rPr>
+                <w:rFonts w:ascii="Aptos" w:hAnsi="Aptos" w:eastAsia="Aptos" w:cs="Aptos"/>
+                <w:i w:val="false"/>
+                <w:b w:val="false"/>
+                <w:u w:val="none"/>
+                <w:strike w:val="false"/>
+                <w:sz w:val="18"/>
+                <w:szCs w:val="18"/>
                 <w:color w:val="333333"/>
               </w:rPr>
               <w:t xml:space="preserve"> </w:t>
@@ -217,25 +217,25 @@
               <w:spacing w:after="40" w:before="40" w:line="240"/>
               <w:ind w:left="100" w:right="100" w:firstLine="0" w:firstLineChars="0"/>
               <w:rPr>
-                <w:rFonts w:ascii="Luciole" w:hAnsi="Luciole" w:eastAsia="Luciole" w:cs="Luciole"/>
-                <w:i w:val="false"/>
-                <w:b w:val="false"/>
-                <w:u w:val="none"/>
-                <w:strike w:val="false"/>
-                <w:sz w:val="20"/>
-                <w:szCs w:val="20"/>
-                <w:color w:val="333333"/>
-              </w:rPr>
-            </w:pPr>
-            <w:r>
-              <w:rPr>
-                <w:rFonts w:ascii="Luciole" w:hAnsi="Luciole" w:eastAsia="Luciole" w:cs="Luciole"/>
+                <w:rFonts w:ascii="Aptos" w:hAnsi="Aptos" w:eastAsia="Aptos" w:cs="Aptos"/>
+                <w:i w:val="false"/>
+                <w:b w:val="false"/>
+                <w:u w:val="none"/>
+                <w:strike w:val="false"/>
+                <w:sz w:val="18"/>
+                <w:szCs w:val="18"/>
+                <w:color w:val="333333"/>
+              </w:rPr>
+            </w:pPr>
+            <w:r>
+              <w:rPr>
+                <w:rFonts w:ascii="Aptos" w:hAnsi="Aptos" w:eastAsia="Aptos" w:cs="Aptos"/>
                 <w:i w:val="false"/>
                 <w:b w:val="true"/>
                 <w:u w:val="none"/>
                 <w:strike w:val="false"/>
-                <w:sz w:val="20"/>
-                <w:szCs w:val="20"/>
+                <w:sz w:val="18"/>
+                <w:szCs w:val="18"/>
                 <w:color w:val="333333"/>
               </w:rPr>
               <w:t xml:space="preserve">Variable</w:t>
@@ -272,25 +272,25 @@
               <w:spacing w:after="40" w:before="40" w:line="240"/>
               <w:ind w:left="100" w:right="100" w:firstLine="0" w:firstLineChars="0"/>
               <w:rPr>
-                <w:rFonts w:ascii="Luciole" w:hAnsi="Luciole" w:eastAsia="Luciole" w:cs="Luciole"/>
-                <w:i w:val="false"/>
-                <w:b w:val="false"/>
-                <w:u w:val="none"/>
-                <w:strike w:val="false"/>
-                <w:sz w:val="20"/>
-                <w:szCs w:val="20"/>
-                <w:color w:val="333333"/>
-              </w:rPr>
-            </w:pPr>
-            <w:r>
-              <w:rPr>
-                <w:rFonts w:ascii="Luciole" w:hAnsi="Luciole" w:eastAsia="Luciole" w:cs="Luciole"/>
+                <w:rFonts w:ascii="Aptos" w:hAnsi="Aptos" w:eastAsia="Aptos" w:cs="Aptos"/>
+                <w:i w:val="false"/>
+                <w:b w:val="false"/>
+                <w:u w:val="none"/>
+                <w:strike w:val="false"/>
+                <w:sz w:val="18"/>
+                <w:szCs w:val="18"/>
+                <w:color w:val="333333"/>
+              </w:rPr>
+            </w:pPr>
+            <w:r>
+              <w:rPr>
+                <w:rFonts w:ascii="Aptos" w:hAnsi="Aptos" w:eastAsia="Aptos" w:cs="Aptos"/>
                 <w:i w:val="false"/>
                 <w:b w:val="true"/>
                 <w:u w:val="none"/>
                 <w:strike w:val="false"/>
-                <w:sz w:val="20"/>
-                <w:szCs w:val="20"/>
+                <w:sz w:val="18"/>
+                <w:szCs w:val="18"/>
                 <w:color w:val="333333"/>
               </w:rPr>
               <w:t xml:space="preserve">DM</w:t>
@@ -327,51 +327,51 @@
               <w:spacing w:after="40" w:before="40" w:line="240"/>
               <w:ind w:left="100" w:right="100" w:firstLine="0" w:firstLineChars="0"/>
               <w:rPr>
-                <w:rFonts w:ascii="Luciole" w:hAnsi="Luciole" w:eastAsia="Luciole" w:cs="Luciole"/>
-                <w:i w:val="false"/>
-                <w:b w:val="false"/>
-                <w:u w:val="none"/>
-                <w:strike w:val="false"/>
-                <w:sz w:val="20"/>
-                <w:szCs w:val="20"/>
-                <w:color w:val="333333"/>
-              </w:rPr>
-            </w:pPr>
-            <w:r>
-              <w:rPr>
-                <w:rFonts w:ascii="Luciole" w:hAnsi="Luciole" w:eastAsia="Luciole" w:cs="Luciole"/>
+                <w:rFonts w:ascii="Aptos" w:hAnsi="Aptos" w:eastAsia="Aptos" w:cs="Aptos"/>
+                <w:i w:val="false"/>
+                <w:b w:val="false"/>
+                <w:u w:val="none"/>
+                <w:strike w:val="false"/>
+                <w:sz w:val="18"/>
+                <w:szCs w:val="18"/>
+                <w:color w:val="333333"/>
+              </w:rPr>
+            </w:pPr>
+            <w:r>
+              <w:rPr>
+                <w:rFonts w:ascii="Aptos" w:hAnsi="Aptos" w:eastAsia="Aptos" w:cs="Aptos"/>
                 <w:i w:val="false"/>
                 <w:b w:val="true"/>
                 <w:u w:val="none"/>
                 <w:strike w:val="false"/>
-                <w:sz w:val="20"/>
-                <w:szCs w:val="20"/>
+                <w:sz w:val="18"/>
+                <w:szCs w:val="18"/>
                 <w:color w:val="333333"/>
               </w:rPr>
               <w:t xml:space="preserve">Total</w:t>
             </w:r>
             <w:r>
               <w:rPr>
-                <w:rFonts w:ascii="Luciole" w:hAnsi="Luciole" w:eastAsia="Luciole" w:cs="Luciole"/>
-                <w:i w:val="false"/>
-                <w:b w:val="false"/>
-                <w:u w:val="none"/>
-                <w:strike w:val="false"/>
-                <w:sz w:val="20"/>
-                <w:szCs w:val="20"/>
+                <w:rFonts w:ascii="Aptos" w:hAnsi="Aptos" w:eastAsia="Aptos" w:cs="Aptos"/>
+                <w:i w:val="false"/>
+                <w:b w:val="false"/>
+                <w:u w:val="none"/>
+                <w:strike w:val="false"/>
+                <w:sz w:val="18"/>
+                <w:szCs w:val="18"/>
                 <w:color w:val="333333"/>
               </w:rPr>
               <w:br/>
             </w:r>
             <w:r>
               <w:rPr>
-                <w:rFonts w:ascii="Luciole" w:hAnsi="Luciole" w:eastAsia="Luciole" w:cs="Luciole"/>
+                <w:rFonts w:ascii="Aptos" w:hAnsi="Aptos" w:eastAsia="Aptos" w:cs="Aptos"/>
                 <w:i w:val="false"/>
                 <w:b w:val="true"/>
                 <w:u w:val="none"/>
                 <w:strike w:val="false"/>
-                <w:sz w:val="20"/>
-                <w:szCs w:val="20"/>
+                <w:sz w:val="18"/>
+                <w:szCs w:val="18"/>
                 <w:color w:val="333333"/>
               </w:rPr>
               <w:t xml:space="preserve">(N=100)</w:t>
@@ -408,51 +408,51 @@
               <w:spacing w:after="40" w:before="40" w:line="240"/>
               <w:ind w:left="100" w:right="100" w:firstLine="0" w:firstLineChars="0"/>
               <w:rPr>
-                <w:rFonts w:ascii="Luciole" w:hAnsi="Luciole" w:eastAsia="Luciole" w:cs="Luciole"/>
-                <w:i w:val="false"/>
-                <w:b w:val="false"/>
-                <w:u w:val="none"/>
-                <w:strike w:val="false"/>
-                <w:sz w:val="20"/>
-                <w:szCs w:val="20"/>
-                <w:color w:val="333333"/>
-              </w:rPr>
-            </w:pPr>
-            <w:r>
-              <w:rPr>
-                <w:rFonts w:ascii="Luciole" w:hAnsi="Luciole" w:eastAsia="Luciole" w:cs="Luciole"/>
+                <w:rFonts w:ascii="Aptos" w:hAnsi="Aptos" w:eastAsia="Aptos" w:cs="Aptos"/>
+                <w:i w:val="false"/>
+                <w:b w:val="false"/>
+                <w:u w:val="none"/>
+                <w:strike w:val="false"/>
+                <w:sz w:val="18"/>
+                <w:szCs w:val="18"/>
+                <w:color w:val="333333"/>
+              </w:rPr>
+            </w:pPr>
+            <w:r>
+              <w:rPr>
+                <w:rFonts w:ascii="Aptos" w:hAnsi="Aptos" w:eastAsia="Aptos" w:cs="Aptos"/>
                 <w:i w:val="false"/>
                 <w:b w:val="true"/>
                 <w:u w:val="none"/>
                 <w:strike w:val="false"/>
-                <w:sz w:val="20"/>
-                <w:szCs w:val="20"/>
+                <w:sz w:val="18"/>
+                <w:szCs w:val="18"/>
                 <w:color w:val="333333"/>
               </w:rPr>
               <w:t xml:space="preserve">Adjuvant seul</w:t>
             </w:r>
             <w:r>
               <w:rPr>
-                <w:rFonts w:ascii="Luciole" w:hAnsi="Luciole" w:eastAsia="Luciole" w:cs="Luciole"/>
-                <w:i w:val="false"/>
-                <w:b w:val="false"/>
-                <w:u w:val="none"/>
-                <w:strike w:val="false"/>
-                <w:sz w:val="20"/>
-                <w:szCs w:val="20"/>
+                <w:rFonts w:ascii="Aptos" w:hAnsi="Aptos" w:eastAsia="Aptos" w:cs="Aptos"/>
+                <w:i w:val="false"/>
+                <w:b w:val="false"/>
+                <w:u w:val="none"/>
+                <w:strike w:val="false"/>
+                <w:sz w:val="18"/>
+                <w:szCs w:val="18"/>
                 <w:color w:val="333333"/>
               </w:rPr>
               <w:br/>
             </w:r>
             <w:r>
               <w:rPr>
-                <w:rFonts w:ascii="Luciole" w:hAnsi="Luciole" w:eastAsia="Luciole" w:cs="Luciole"/>
+                <w:rFonts w:ascii="Aptos" w:hAnsi="Aptos" w:eastAsia="Aptos" w:cs="Aptos"/>
                 <w:i w:val="false"/>
                 <w:b w:val="true"/>
                 <w:u w:val="none"/>
                 <w:strike w:val="false"/>
-                <w:sz w:val="20"/>
-                <w:szCs w:val="20"/>
+                <w:sz w:val="18"/>
+                <w:szCs w:val="18"/>
                 <w:color w:val="333333"/>
               </w:rPr>
               <w:t xml:space="preserve">(n=50, 50,0%)</w:t>
@@ -489,51 +489,51 @@
               <w:spacing w:after="40" w:before="40" w:line="240"/>
               <w:ind w:left="100" w:right="100" w:firstLine="0" w:firstLineChars="0"/>
               <w:rPr>
-                <w:rFonts w:ascii="Luciole" w:hAnsi="Luciole" w:eastAsia="Luciole" w:cs="Luciole"/>
-                <w:i w:val="false"/>
-                <w:b w:val="false"/>
-                <w:u w:val="none"/>
-                <w:strike w:val="false"/>
-                <w:sz w:val="20"/>
-                <w:szCs w:val="20"/>
-                <w:color w:val="333333"/>
-              </w:rPr>
-            </w:pPr>
-            <w:r>
-              <w:rPr>
-                <w:rFonts w:ascii="Luciole" w:hAnsi="Luciole" w:eastAsia="Luciole" w:cs="Luciole"/>
+                <w:rFonts w:ascii="Aptos" w:hAnsi="Aptos" w:eastAsia="Aptos" w:cs="Aptos"/>
+                <w:i w:val="false"/>
+                <w:b w:val="false"/>
+                <w:u w:val="none"/>
+                <w:strike w:val="false"/>
+                <w:sz w:val="18"/>
+                <w:szCs w:val="18"/>
+                <w:color w:val="333333"/>
+              </w:rPr>
+            </w:pPr>
+            <w:r>
+              <w:rPr>
+                <w:rFonts w:ascii="Aptos" w:hAnsi="Aptos" w:eastAsia="Aptos" w:cs="Aptos"/>
                 <w:i w:val="false"/>
                 <w:b w:val="true"/>
                 <w:u w:val="none"/>
                 <w:strike w:val="false"/>
-                <w:sz w:val="20"/>
-                <w:szCs w:val="20"/>
+                <w:sz w:val="18"/>
+                <w:szCs w:val="18"/>
                 <w:color w:val="333333"/>
               </w:rPr>
               <w:t xml:space="preserve">Péri-opératoire</w:t>
             </w:r>
             <w:r>
               <w:rPr>
-                <w:rFonts w:ascii="Luciole" w:hAnsi="Luciole" w:eastAsia="Luciole" w:cs="Luciole"/>
-                <w:i w:val="false"/>
-                <w:b w:val="false"/>
-                <w:u w:val="none"/>
-                <w:strike w:val="false"/>
-                <w:sz w:val="20"/>
-                <w:szCs w:val="20"/>
+                <w:rFonts w:ascii="Aptos" w:hAnsi="Aptos" w:eastAsia="Aptos" w:cs="Aptos"/>
+                <w:i w:val="false"/>
+                <w:b w:val="false"/>
+                <w:u w:val="none"/>
+                <w:strike w:val="false"/>
+                <w:sz w:val="18"/>
+                <w:szCs w:val="18"/>
                 <w:color w:val="333333"/>
               </w:rPr>
               <w:br/>
             </w:r>
             <w:r>
               <w:rPr>
-                <w:rFonts w:ascii="Luciole" w:hAnsi="Luciole" w:eastAsia="Luciole" w:cs="Luciole"/>
+                <w:rFonts w:ascii="Aptos" w:hAnsi="Aptos" w:eastAsia="Aptos" w:cs="Aptos"/>
                 <w:i w:val="false"/>
                 <w:b w:val="true"/>
                 <w:u w:val="none"/>
                 <w:strike w:val="false"/>
-                <w:sz w:val="20"/>
-                <w:szCs w:val="20"/>
+                <w:sz w:val="18"/>
+                <w:szCs w:val="18"/>
                 <w:color w:val="333333"/>
               </w:rPr>
               <w:t xml:space="preserve">(n=50, 50,0%)</w:t>
@@ -570,25 +570,25 @@
               <w:spacing w:after="40" w:before="40" w:line="240"/>
               <w:ind w:left="100" w:right="100" w:firstLine="0" w:firstLineChars="0"/>
               <w:rPr>
-                <w:rFonts w:ascii="Luciole" w:hAnsi="Luciole" w:eastAsia="Luciole" w:cs="Luciole"/>
-                <w:i w:val="false"/>
-                <w:b w:val="false"/>
-                <w:u w:val="none"/>
-                <w:strike w:val="false"/>
-                <w:sz w:val="20"/>
-                <w:szCs w:val="20"/>
-                <w:color w:val="333333"/>
-              </w:rPr>
-            </w:pPr>
-            <w:r>
-              <w:rPr>
-                <w:rFonts w:ascii="Luciole" w:hAnsi="Luciole" w:eastAsia="Luciole" w:cs="Luciole"/>
+                <w:rFonts w:ascii="Aptos" w:hAnsi="Aptos" w:eastAsia="Aptos" w:cs="Aptos"/>
+                <w:i w:val="false"/>
+                <w:b w:val="false"/>
+                <w:u w:val="none"/>
+                <w:strike w:val="false"/>
+                <w:sz w:val="18"/>
+                <w:szCs w:val="18"/>
+                <w:color w:val="333333"/>
+              </w:rPr>
+            </w:pPr>
+            <w:r>
+              <w:rPr>
+                <w:rFonts w:ascii="Aptos" w:hAnsi="Aptos" w:eastAsia="Aptos" w:cs="Aptos"/>
                 <w:i w:val="false"/>
                 <w:b w:val="true"/>
                 <w:u w:val="none"/>
                 <w:strike w:val="false"/>
-                <w:sz w:val="20"/>
-                <w:szCs w:val="20"/>
+                <w:sz w:val="18"/>
+                <w:szCs w:val="18"/>
                 <w:color w:val="333333"/>
               </w:rPr>
               <w:t xml:space="preserve">p</w:t>
@@ -608,7 +608,7 @@
               <w:left w:val="none" w:sz="0" w:space="0" w:color="000000"/>
               <w:right w:val="none" w:sz="0" w:space="0" w:color="000000"/>
             </w:tcBorders>
-            <w:shd w:val="clear" w:color="auto" w:fill="FFFFFF"/>
+            <w:shd w:val="clear" w:color="auto" w:fill="F0FAFF"/>
             <w:tcMar>
               <w:top w:w="0" w:type="dxa"/>
               <w:bottom w:w="0" w:type="dxa"/>
@@ -630,39 +630,39 @@
               <w:spacing w:after="60" w:before="60" w:line="240"/>
               <w:ind w:left="100" w:right="100" w:firstLine="0" w:firstLineChars="0"/>
               <w:rPr>
-                <w:rFonts w:ascii="Luciole" w:hAnsi="Luciole" w:eastAsia="Luciole" w:cs="Luciole"/>
-                <w:i w:val="false"/>
-                <w:b w:val="false"/>
-                <w:u w:val="none"/>
-                <w:strike w:val="false"/>
-                <w:sz w:val="20"/>
-                <w:szCs w:val="20"/>
-                <w:color w:val="333333"/>
-              </w:rPr>
-            </w:pPr>
-            <w:r>
-              <w:rPr>
-                <w:rFonts w:ascii="Luciole" w:hAnsi="Luciole" w:eastAsia="Luciole" w:cs="Luciole"/>
-                <w:i w:val="false"/>
-                <w:b w:val="false"/>
-                <w:u w:val="none"/>
-                <w:strike w:val="false"/>
-                <w:sz w:val="20"/>
-                <w:szCs w:val="20"/>
+                <w:rFonts w:ascii="Aptos" w:hAnsi="Aptos" w:eastAsia="Aptos" w:cs="Aptos"/>
+                <w:i w:val="false"/>
+                <w:b w:val="false"/>
+                <w:u w:val="none"/>
+                <w:strike w:val="false"/>
+                <w:sz w:val="18"/>
+                <w:szCs w:val="18"/>
+                <w:color w:val="333333"/>
+              </w:rPr>
+            </w:pPr>
+            <w:r>
+              <w:rPr>
+                <w:rFonts w:ascii="Aptos" w:hAnsi="Aptos" w:eastAsia="Aptos" w:cs="Aptos"/>
+                <w:i w:val="false"/>
+                <w:b w:val="false"/>
+                <w:u w:val="none"/>
+                <w:strike w:val="false"/>
+                <w:sz w:val="18"/>
+                <w:szCs w:val="18"/>
                 <w:color w:val="333333"/>
               </w:rPr>
               <w:t xml:space="preserve">Toxicité de grade III-IV, n (%)</w:t>
             </w:r>
             <w:r>
               <w:rPr>
-                <w:rFonts w:ascii="Luciole" w:hAnsi="Luciole" w:eastAsia="Luciole" w:cs="Luciole"/>
+                <w:rFonts w:ascii="Aptos" w:hAnsi="Aptos" w:eastAsia="Aptos" w:cs="Aptos"/>
                 <w:i w:val="false"/>
                 <w:b w:val="false"/>
                 <w:u w:val="none"/>
                 <w:strike w:val="false"/>
                 <w:vertAlign w:val="superscript"/>
-                <w:sz w:val="20"/>
-                <w:szCs w:val="20"/>
+                <w:sz w:val="18"/>
+                <w:szCs w:val="18"/>
                 <w:color w:val="333333"/>
               </w:rPr>
               <w:t xml:space="preserve">1</w:t>
@@ -677,7 +677,7 @@
               <w:left w:val="none" w:sz="0" w:space="0" w:color="000000"/>
               <w:right w:val="none" w:sz="0" w:space="0" w:color="000000"/>
             </w:tcBorders>
-            <w:shd w:val="clear" w:color="auto" w:fill="FFFFFF"/>
+            <w:shd w:val="clear" w:color="auto" w:fill="F0FAFF"/>
             <w:tcMar>
               <w:top w:w="0" w:type="dxa"/>
               <w:bottom w:w="0" w:type="dxa"/>
@@ -699,7 +699,62 @@
               <w:spacing w:after="60" w:before="60" w:line="240"/>
               <w:ind w:left="100" w:right="100" w:firstLine="0" w:firstLineChars="0"/>
               <w:rPr>
-                <w:rFonts w:ascii="Luciole" w:hAnsi="Luciole" w:eastAsia="Luciole" w:cs="Luciole"/>
+                <w:rFonts w:ascii="Aptos" w:hAnsi="Aptos" w:eastAsia="Aptos" w:cs="Aptos"/>
+                <w:i w:val="false"/>
+                <w:b w:val="false"/>
+                <w:u w:val="none"/>
+                <w:strike w:val="false"/>
+                <w:sz w:val="14"/>
+                <w:szCs w:val="14"/>
+                <w:color w:val="333333"/>
+              </w:rPr>
+            </w:pPr>
+            <w:r>
+              <w:rPr>
+                <w:rFonts w:ascii="Aptos" w:hAnsi="Aptos" w:eastAsia="Aptos" w:cs="Aptos"/>
+                <w:i w:val="false"/>
+                <w:b w:val="false"/>
+                <w:u w:val="none"/>
+                <w:strike w:val="false"/>
+                <w:sz w:val="14"/>
+                <w:szCs w:val="14"/>
+                <w:color w:val="333333"/>
+              </w:rPr>
+              <w:t xml:space="preserve">0/2</w:t>
+            </w:r>
+          </w:p>
+        </w:tc>
+        <w:tc>
+          <w:tcPr>
+            <w:tcBorders>
+              <w:bottom w:val="none" w:sz="0" w:space="0" w:color="000000"/>
+              <w:top w:val="single" w:sz="8" w:space="0" w:color="333333"/>
+              <w:left w:val="none" w:sz="0" w:space="0" w:color="000000"/>
+              <w:right w:val="none" w:sz="0" w:space="0" w:color="000000"/>
+            </w:tcBorders>
+            <w:shd w:val="clear" w:color="auto" w:fill="F0FAFF"/>
+            <w:tcMar>
+              <w:top w:w="0" w:type="dxa"/>
+              <w:bottom w:w="0" w:type="dxa"/>
+              <w:left w:w="0" w:type="dxa"/>
+              <w:right w:w="0" w:type="dxa"/>
+            </w:tcMar>
+            <w:vAlign w:val="top"/>
+          </w:tcPr>
+          <w:p>
+            <w:pPr>
+              <w:pStyle w:val="Normal"/>
+              <w:jc w:val="center"/>
+              <w:pBdr>
+                <w:bottom w:val="none" w:sz="0" w:space="0" w:color="000000"/>
+                <w:top w:val="none" w:sz="0" w:space="0" w:color="000000"/>
+                <w:left w:val="none" w:sz="0" w:space="0" w:color="000000"/>
+                <w:right w:val="none" w:sz="0" w:space="0" w:color="000000"/>
+              </w:pBdr>
+              <w:spacing w:after="60" w:before="60" w:line="240"/>
+              <w:ind w:left="100" w:right="100" w:firstLine="0" w:firstLineChars="0"/>
+              <w:rPr>
+                <w:rFonts w:ascii="Aptos" w:hAnsi="Aptos" w:eastAsia="Aptos" w:cs="Aptos"/>
                 <w:i w:val="false"/>
                 <w:b w:val="false"/>
                 <w:u w:val="none"/>
@@ -711,7 +766,7 @@
             </w:pPr>
             <w:r>
               <w:rPr>
-                <w:rFonts w:ascii="Luciole" w:hAnsi="Luciole" w:eastAsia="Luciole" w:cs="Luciole"/>
+                <w:rFonts w:ascii="Aptos" w:hAnsi="Aptos" w:eastAsia="Aptos" w:cs="Aptos"/>
                 <w:i w:val="false"/>
                 <w:b w:val="false"/>
                 <w:u w:val="none"/>
@@ -720,7 +775,7 @@
                 <w:szCs w:val="16"/>
                 <w:color w:val="333333"/>
               </w:rPr>
-              <w:t xml:space="preserve">0/2</w:t>
+              <w:t xml:space="preserve">32 (32,7)</w:t>
             </w:r>
           </w:p>
         </w:tc>
@@ -732,7 +787,7 @@
               <w:left w:val="none" w:sz="0" w:space="0" w:color="000000"/>
               <w:right w:val="none" w:sz="0" w:space="0" w:color="000000"/>
             </w:tcBorders>
-            <w:shd w:val="clear" w:color="auto" w:fill="FFFFFF"/>
+            <w:shd w:val="clear" w:color="auto" w:fill="F0FAFF"/>
             <w:tcMar>
               <w:top w:w="0" w:type="dxa"/>
               <w:bottom w:w="0" w:type="dxa"/>
@@ -754,28 +809,28 @@
               <w:spacing w:after="60" w:before="60" w:line="240"/>
               <w:ind w:left="100" w:right="100" w:firstLine="0" w:firstLineChars="0"/>
               <w:rPr>
-                <w:rFonts w:ascii="Luciole" w:hAnsi="Luciole" w:eastAsia="Luciole" w:cs="Luciole"/>
-                <w:i w:val="false"/>
-                <w:b w:val="false"/>
-                <w:u w:val="none"/>
-                <w:strike w:val="false"/>
-                <w:sz w:val="18"/>
-                <w:szCs w:val="18"/>
-                <w:color w:val="333333"/>
-              </w:rPr>
-            </w:pPr>
-            <w:r>
-              <w:rPr>
-                <w:rFonts w:ascii="Luciole" w:hAnsi="Luciole" w:eastAsia="Luciole" w:cs="Luciole"/>
-                <w:i w:val="false"/>
-                <w:b w:val="false"/>
-                <w:u w:val="none"/>
-                <w:strike w:val="false"/>
-                <w:sz w:val="18"/>
-                <w:szCs w:val="18"/>
-                <w:color w:val="333333"/>
-              </w:rPr>
-              <w:t xml:space="preserve">32 (32,7)</w:t>
+                <w:rFonts w:ascii="Aptos" w:hAnsi="Aptos" w:eastAsia="Aptos" w:cs="Aptos"/>
+                <w:i w:val="false"/>
+                <w:b w:val="false"/>
+                <w:u w:val="none"/>
+                <w:strike w:val="false"/>
+                <w:sz w:val="16"/>
+                <w:szCs w:val="16"/>
+                <w:color w:val="333333"/>
+              </w:rPr>
+            </w:pPr>
+            <w:r>
+              <w:rPr>
+                <w:rFonts w:ascii="Aptos" w:hAnsi="Aptos" w:eastAsia="Aptos" w:cs="Aptos"/>
+                <w:i w:val="false"/>
+                <w:b w:val="false"/>
+                <w:u w:val="none"/>
+                <w:strike w:val="false"/>
+                <w:sz w:val="16"/>
+                <w:szCs w:val="16"/>
+                <w:color w:val="333333"/>
+              </w:rPr>
+              <w:t xml:space="preserve">20 (40,0)</w:t>
             </w:r>
           </w:p>
         </w:tc>
@@ -787,7 +842,7 @@
               <w:left w:val="none" w:sz="0" w:space="0" w:color="000000"/>
               <w:right w:val="none" w:sz="0" w:space="0" w:color="000000"/>
             </w:tcBorders>
-            <w:shd w:val="clear" w:color="auto" w:fill="FFFFFF"/>
+            <w:shd w:val="clear" w:color="auto" w:fill="F0FAFF"/>
             <w:tcMar>
               <w:top w:w="0" w:type="dxa"/>
               <w:bottom w:w="0" w:type="dxa"/>
@@ -809,28 +864,28 @@
               <w:spacing w:after="60" w:before="60" w:line="240"/>
               <w:ind w:left="100" w:right="100" w:firstLine="0" w:firstLineChars="0"/>
               <w:rPr>
-                <w:rFonts w:ascii="Luciole" w:hAnsi="Luciole" w:eastAsia="Luciole" w:cs="Luciole"/>
-                <w:i w:val="false"/>
-                <w:b w:val="false"/>
-                <w:u w:val="none"/>
-                <w:strike w:val="false"/>
-                <w:sz w:val="18"/>
-                <w:szCs w:val="18"/>
-                <w:color w:val="333333"/>
-              </w:rPr>
-            </w:pPr>
-            <w:r>
-              <w:rPr>
-                <w:rFonts w:ascii="Luciole" w:hAnsi="Luciole" w:eastAsia="Luciole" w:cs="Luciole"/>
-                <w:i w:val="false"/>
-                <w:b w:val="false"/>
-                <w:u w:val="none"/>
-                <w:strike w:val="false"/>
-                <w:sz w:val="18"/>
-                <w:szCs w:val="18"/>
-                <w:color w:val="333333"/>
-              </w:rPr>
-              <w:t xml:space="preserve">20 (40,0)</w:t>
+                <w:rFonts w:ascii="Aptos" w:hAnsi="Aptos" w:eastAsia="Aptos" w:cs="Aptos"/>
+                <w:i w:val="false"/>
+                <w:b w:val="false"/>
+                <w:u w:val="none"/>
+                <w:strike w:val="false"/>
+                <w:sz w:val="16"/>
+                <w:szCs w:val="16"/>
+                <w:color w:val="333333"/>
+              </w:rPr>
+            </w:pPr>
+            <w:r>
+              <w:rPr>
+                <w:rFonts w:ascii="Aptos" w:hAnsi="Aptos" w:eastAsia="Aptos" w:cs="Aptos"/>
+                <w:i w:val="false"/>
+                <w:b w:val="false"/>
+                <w:u w:val="none"/>
+                <w:strike w:val="false"/>
+                <w:sz w:val="16"/>
+                <w:szCs w:val="16"/>
+                <w:color w:val="333333"/>
+              </w:rPr>
+              <w:t xml:space="preserve">12 (25,0)</w:t>
             </w:r>
           </w:p>
         </w:tc>
@@ -842,7 +897,7 @@
               <w:left w:val="none" w:sz="0" w:space="0" w:color="000000"/>
               <w:right w:val="none" w:sz="0" w:space="0" w:color="000000"/>
             </w:tcBorders>
-            <w:shd w:val="clear" w:color="auto" w:fill="FFFFFF"/>
+            <w:shd w:val="clear" w:color="auto" w:fill="F0FAFF"/>
             <w:tcMar>
               <w:top w:w="0" w:type="dxa"/>
               <w:bottom w:w="0" w:type="dxa"/>
@@ -864,80 +919,25 @@
               <w:spacing w:after="60" w:before="60" w:line="240"/>
               <w:ind w:left="100" w:right="100" w:firstLine="0" w:firstLineChars="0"/>
               <w:rPr>
-                <w:rFonts w:ascii="Luciole" w:hAnsi="Luciole" w:eastAsia="Luciole" w:cs="Luciole"/>
-                <w:i w:val="false"/>
-                <w:b w:val="false"/>
-                <w:u w:val="none"/>
-                <w:strike w:val="false"/>
-                <w:sz w:val="18"/>
-                <w:szCs w:val="18"/>
-                <w:color w:val="333333"/>
-              </w:rPr>
-            </w:pPr>
-            <w:r>
-              <w:rPr>
-                <w:rFonts w:ascii="Luciole" w:hAnsi="Luciole" w:eastAsia="Luciole" w:cs="Luciole"/>
-                <w:i w:val="false"/>
-                <w:b w:val="false"/>
-                <w:u w:val="none"/>
-                <w:strike w:val="false"/>
-                <w:sz w:val="18"/>
-                <w:szCs w:val="18"/>
-                <w:color w:val="333333"/>
-              </w:rPr>
-              <w:t xml:space="preserve">12 (25,0)</w:t>
-            </w:r>
-          </w:p>
-        </w:tc>
-        <w:tc>
-          <w:tcPr>
-            <w:tcBorders>
-              <w:bottom w:val="none" w:sz="0" w:space="0" w:color="000000"/>
-              <w:top w:val="single" w:sz="8" w:space="0" w:color="333333"/>
-              <w:left w:val="none" w:sz="0" w:space="0" w:color="000000"/>
-              <w:right w:val="none" w:sz="0" w:space="0" w:color="000000"/>
-            </w:tcBorders>
-            <w:shd w:val="clear" w:color="auto" w:fill="FFFFFF"/>
-            <w:tcMar>
-              <w:top w:w="0" w:type="dxa"/>
-              <w:bottom w:w="0" w:type="dxa"/>
-              <w:left w:w="0" w:type="dxa"/>
-              <w:right w:w="0" w:type="dxa"/>
-            </w:tcMar>
-            <w:vAlign w:val="top"/>
-          </w:tcPr>
-          <w:p>
-            <w:pPr>
-              <w:pStyle w:val="Normal"/>
-              <w:jc w:val="center"/>
-              <w:pBdr>
-                <w:bottom w:val="none" w:sz="0" w:space="0" w:color="000000"/>
-                <w:top w:val="none" w:sz="0" w:space="0" w:color="000000"/>
-                <w:left w:val="none" w:sz="0" w:space="0" w:color="000000"/>
-                <w:right w:val="none" w:sz="0" w:space="0" w:color="000000"/>
-              </w:pBdr>
-              <w:spacing w:after="60" w:before="60" w:line="240"/>
-              <w:ind w:left="100" w:right="100" w:firstLine="0" w:firstLineChars="0"/>
-              <w:rPr>
-                <w:rFonts w:ascii="Luciole" w:hAnsi="Luciole" w:eastAsia="Luciole" w:cs="Luciole"/>
-                <w:i w:val="false"/>
-                <w:b w:val="false"/>
-                <w:u w:val="none"/>
-                <w:strike w:val="false"/>
-                <w:sz w:val="16"/>
-                <w:szCs w:val="16"/>
-                <w:color w:val="333333"/>
-              </w:rPr>
-            </w:pPr>
-            <w:r>
-              <w:rPr>
-                <w:rFonts w:ascii="Luciole" w:hAnsi="Luciole" w:eastAsia="Luciole" w:cs="Luciole"/>
-                <w:i w:val="false"/>
-                <w:b w:val="false"/>
-                <w:u w:val="none"/>
-                <w:strike w:val="false"/>
-                <w:sz w:val="16"/>
-                <w:szCs w:val="16"/>
+                <w:rFonts w:ascii="Aptos" w:hAnsi="Aptos" w:eastAsia="Aptos" w:cs="Aptos"/>
+                <w:i w:val="false"/>
+                <w:b w:val="false"/>
+                <w:u w:val="none"/>
+                <w:strike w:val="false"/>
+                <w:sz w:val="14"/>
+                <w:szCs w:val="14"/>
+                <w:color w:val="333333"/>
+              </w:rPr>
+            </w:pPr>
+            <w:r>
+              <w:rPr>
+                <w:rFonts w:ascii="Aptos" w:hAnsi="Aptos" w:eastAsia="Aptos" w:cs="Aptos"/>
+                <w:i w:val="false"/>
+                <w:b w:val="false"/>
+                <w:u w:val="none"/>
+                <w:strike w:val="false"/>
+                <w:sz w:val="14"/>
+                <w:szCs w:val="14"/>
                 <w:color w:val="333333"/>
               </w:rPr>
               <w:t xml:space="preserve">0,11</w:t>
@@ -957,7 +957,7 @@
               <w:left w:val="none" w:sz="0" w:space="0" w:color="000000"/>
               <w:right w:val="none" w:sz="0" w:space="0" w:color="000000"/>
             </w:tcBorders>
-            <w:shd w:val="clear" w:color="auto" w:fill="F0FAFF"/>
+            <w:shd w:val="clear" w:color="auto" w:fill="FFFFFF"/>
             <w:tcMar>
               <w:top w:w="0" w:type="dxa"/>
               <w:bottom w:w="0" w:type="dxa"/>
@@ -979,25 +979,25 @@
               <w:spacing w:after="60" w:before="60" w:line="240"/>
               <w:ind w:left="300" w:right="100" w:firstLine="0" w:firstLineChars="0"/>
               <w:rPr>
-                <w:rFonts w:ascii="Luciole" w:hAnsi="Luciole" w:eastAsia="Luciole" w:cs="Luciole"/>
-                <w:i w:val="false"/>
-                <w:b w:val="false"/>
-                <w:u w:val="none"/>
-                <w:strike w:val="false"/>
-                <w:sz w:val="20"/>
-                <w:szCs w:val="20"/>
-                <w:color w:val="333333"/>
-              </w:rPr>
-            </w:pPr>
-            <w:r>
-              <w:rPr>
-                <w:rFonts w:ascii="Luciole" w:hAnsi="Luciole" w:eastAsia="Luciole" w:cs="Luciole"/>
-                <w:i w:val="false"/>
-                <w:b w:val="false"/>
-                <w:u w:val="none"/>
-                <w:strike w:val="false"/>
-                <w:sz w:val="20"/>
-                <w:szCs w:val="20"/>
+                <w:rFonts w:ascii="Aptos" w:hAnsi="Aptos" w:eastAsia="Aptos" w:cs="Aptos"/>
+                <w:i w:val="false"/>
+                <w:b w:val="false"/>
+                <w:u w:val="none"/>
+                <w:strike w:val="false"/>
+                <w:sz w:val="18"/>
+                <w:szCs w:val="18"/>
+                <w:color w:val="333333"/>
+              </w:rPr>
+            </w:pPr>
+            <w:r>
+              <w:rPr>
+                <w:rFonts w:ascii="Aptos" w:hAnsi="Aptos" w:eastAsia="Aptos" w:cs="Aptos"/>
+                <w:i w:val="false"/>
+                <w:b w:val="false"/>
+                <w:u w:val="none"/>
+                <w:strike w:val="false"/>
+                <w:sz w:val="18"/>
+                <w:szCs w:val="18"/>
                 <w:color w:val="333333"/>
               </w:rPr>
               <w:t xml:space="preserve">Nausées/vomissement, n (%)</w:t>
@@ -1012,7 +1012,7 @@
               <w:left w:val="none" w:sz="0" w:space="0" w:color="000000"/>
               <w:right w:val="none" w:sz="0" w:space="0" w:color="000000"/>
             </w:tcBorders>
-            <w:shd w:val="clear" w:color="auto" w:fill="F0FAFF"/>
+            <w:shd w:val="clear" w:color="auto" w:fill="FFFFFF"/>
             <w:tcMar>
               <w:top w:w="0" w:type="dxa"/>
               <w:bottom w:w="0" w:type="dxa"/>
@@ -1034,7 +1034,62 @@
               <w:spacing w:after="60" w:before="60" w:line="240"/>
               <w:ind w:left="100" w:right="100" w:firstLine="0" w:firstLineChars="0"/>
               <w:rPr>
-                <w:rFonts w:ascii="Luciole" w:hAnsi="Luciole" w:eastAsia="Luciole" w:cs="Luciole"/>
+                <w:rFonts w:ascii="Aptos" w:hAnsi="Aptos" w:eastAsia="Aptos" w:cs="Aptos"/>
+                <w:i w:val="false"/>
+                <w:b w:val="false"/>
+                <w:u w:val="none"/>
+                <w:strike w:val="false"/>
+                <w:sz w:val="14"/>
+                <w:szCs w:val="14"/>
+                <w:color w:val="333333"/>
+              </w:rPr>
+            </w:pPr>
+            <w:r>
+              <w:rPr>
+                <w:rFonts w:ascii="Aptos" w:hAnsi="Aptos" w:eastAsia="Aptos" w:cs="Aptos"/>
+                <w:i w:val="false"/>
+                <w:b w:val="false"/>
+                <w:u w:val="none"/>
+                <w:strike w:val="false"/>
+                <w:sz w:val="14"/>
+                <w:szCs w:val="14"/>
+                <w:color w:val="333333"/>
+              </w:rPr>
+              <w:t xml:space="preserve">0/2</w:t>
+            </w:r>
+          </w:p>
+        </w:tc>
+        <w:tc>
+          <w:tcPr>
+            <w:tcBorders>
+              <w:bottom w:val="none" w:sz="0" w:space="0" w:color="000000"/>
+              <w:top w:val="none" w:sz="0" w:space="0" w:color="000000"/>
+              <w:left w:val="none" w:sz="0" w:space="0" w:color="000000"/>
+              <w:right w:val="none" w:sz="0" w:space="0" w:color="000000"/>
+            </w:tcBorders>
+            <w:shd w:val="clear" w:color="auto" w:fill="FFFFFF"/>
+            <w:tcMar>
+              <w:top w:w="0" w:type="dxa"/>
+              <w:bottom w:w="0" w:type="dxa"/>
+              <w:left w:w="0" w:type="dxa"/>
+              <w:right w:w="0" w:type="dxa"/>
+            </w:tcMar>
+            <w:vAlign w:val="top"/>
+          </w:tcPr>
+          <w:p>
+            <w:pPr>
+              <w:pStyle w:val="Normal"/>
+              <w:jc w:val="center"/>
+              <w:pBdr>
+                <w:bottom w:val="none" w:sz="0" w:space="0" w:color="000000"/>
+                <w:top w:val="none" w:sz="0" w:space="0" w:color="000000"/>
+                <w:left w:val="none" w:sz="0" w:space="0" w:color="000000"/>
+                <w:right w:val="none" w:sz="0" w:space="0" w:color="000000"/>
+              </w:pBdr>
+              <w:spacing w:after="60" w:before="60" w:line="240"/>
+              <w:ind w:left="100" w:right="100" w:firstLine="0" w:firstLineChars="0"/>
+              <w:rPr>
+                <w:rFonts w:ascii="Aptos" w:hAnsi="Aptos" w:eastAsia="Aptos" w:cs="Aptos"/>
                 <w:i w:val="false"/>
                 <w:b w:val="false"/>
                 <w:u w:val="none"/>
@@ -1046,7 +1101,7 @@
             </w:pPr>
             <w:r>
               <w:rPr>
-                <w:rFonts w:ascii="Luciole" w:hAnsi="Luciole" w:eastAsia="Luciole" w:cs="Luciole"/>
+                <w:rFonts w:ascii="Aptos" w:hAnsi="Aptos" w:eastAsia="Aptos" w:cs="Aptos"/>
                 <w:i w:val="false"/>
                 <w:b w:val="false"/>
                 <w:u w:val="none"/>
@@ -1055,7 +1110,7 @@
                 <w:szCs w:val="16"/>
                 <w:color w:val="333333"/>
               </w:rPr>
-              <w:t xml:space="preserve">0/2</w:t>
+              <w:t xml:space="preserve">13 (13,3)</w:t>
             </w:r>
           </w:p>
         </w:tc>
@@ -1067,7 +1122,7 @@
               <w:left w:val="none" w:sz="0" w:space="0" w:color="000000"/>
               <w:right w:val="none" w:sz="0" w:space="0" w:color="000000"/>
             </w:tcBorders>
-            <w:shd w:val="clear" w:color="auto" w:fill="F0FAFF"/>
+            <w:shd w:val="clear" w:color="auto" w:fill="FFFFFF"/>
             <w:tcMar>
               <w:top w:w="0" w:type="dxa"/>
               <w:bottom w:w="0" w:type="dxa"/>
@@ -1089,28 +1144,28 @@
               <w:spacing w:after="60" w:before="60" w:line="240"/>
               <w:ind w:left="100" w:right="100" w:firstLine="0" w:firstLineChars="0"/>
               <w:rPr>
-                <w:rFonts w:ascii="Luciole" w:hAnsi="Luciole" w:eastAsia="Luciole" w:cs="Luciole"/>
-                <w:i w:val="false"/>
-                <w:b w:val="false"/>
-                <w:u w:val="none"/>
-                <w:strike w:val="false"/>
-                <w:sz w:val="18"/>
-                <w:szCs w:val="18"/>
-                <w:color w:val="333333"/>
-              </w:rPr>
-            </w:pPr>
-            <w:r>
-              <w:rPr>
-                <w:rFonts w:ascii="Luciole" w:hAnsi="Luciole" w:eastAsia="Luciole" w:cs="Luciole"/>
-                <w:i w:val="false"/>
-                <w:b w:val="false"/>
-                <w:u w:val="none"/>
-                <w:strike w:val="false"/>
-                <w:sz w:val="18"/>
-                <w:szCs w:val="18"/>
-                <w:color w:val="333333"/>
-              </w:rPr>
-              <w:t xml:space="preserve">13 (13,3)</w:t>
+                <w:rFonts w:ascii="Aptos" w:hAnsi="Aptos" w:eastAsia="Aptos" w:cs="Aptos"/>
+                <w:i w:val="false"/>
+                <w:b w:val="false"/>
+                <w:u w:val="none"/>
+                <w:strike w:val="false"/>
+                <w:sz w:val="16"/>
+                <w:szCs w:val="16"/>
+                <w:color w:val="333333"/>
+              </w:rPr>
+            </w:pPr>
+            <w:r>
+              <w:rPr>
+                <w:rFonts w:ascii="Aptos" w:hAnsi="Aptos" w:eastAsia="Aptos" w:cs="Aptos"/>
+                <w:i w:val="false"/>
+                <w:b w:val="false"/>
+                <w:u w:val="none"/>
+                <w:strike w:val="false"/>
+                <w:sz w:val="16"/>
+                <w:szCs w:val="16"/>
+                <w:color w:val="333333"/>
+              </w:rPr>
+              <w:t xml:space="preserve">8 (16,0)</w:t>
             </w:r>
           </w:p>
         </w:tc>
@@ -1122,7 +1177,7 @@
               <w:left w:val="none" w:sz="0" w:space="0" w:color="000000"/>
               <w:right w:val="none" w:sz="0" w:space="0" w:color="000000"/>
             </w:tcBorders>
-            <w:shd w:val="clear" w:color="auto" w:fill="F0FAFF"/>
+            <w:shd w:val="clear" w:color="auto" w:fill="FFFFFF"/>
             <w:tcMar>
               <w:top w:w="0" w:type="dxa"/>
               <w:bottom w:w="0" w:type="dxa"/>
@@ -1144,28 +1199,28 @@
               <w:spacing w:after="60" w:before="60" w:line="240"/>
               <w:ind w:left="100" w:right="100" w:firstLine="0" w:firstLineChars="0"/>
               <w:rPr>
-                <w:rFonts w:ascii="Luciole" w:hAnsi="Luciole" w:eastAsia="Luciole" w:cs="Luciole"/>
-                <w:i w:val="false"/>
-                <w:b w:val="false"/>
-                <w:u w:val="none"/>
-                <w:strike w:val="false"/>
-                <w:sz w:val="18"/>
-                <w:szCs w:val="18"/>
-                <w:color w:val="333333"/>
-              </w:rPr>
-            </w:pPr>
-            <w:r>
-              <w:rPr>
-                <w:rFonts w:ascii="Luciole" w:hAnsi="Luciole" w:eastAsia="Luciole" w:cs="Luciole"/>
-                <w:i w:val="false"/>
-                <w:b w:val="false"/>
-                <w:u w:val="none"/>
-                <w:strike w:val="false"/>
-                <w:sz w:val="18"/>
-                <w:szCs w:val="18"/>
-                <w:color w:val="333333"/>
-              </w:rPr>
-              <w:t xml:space="preserve">8 (16,0)</w:t>
+                <w:rFonts w:ascii="Aptos" w:hAnsi="Aptos" w:eastAsia="Aptos" w:cs="Aptos"/>
+                <w:i w:val="false"/>
+                <w:b w:val="false"/>
+                <w:u w:val="none"/>
+                <w:strike w:val="false"/>
+                <w:sz w:val="16"/>
+                <w:szCs w:val="16"/>
+                <w:color w:val="333333"/>
+              </w:rPr>
+            </w:pPr>
+            <w:r>
+              <w:rPr>
+                <w:rFonts w:ascii="Aptos" w:hAnsi="Aptos" w:eastAsia="Aptos" w:cs="Aptos"/>
+                <w:i w:val="false"/>
+                <w:b w:val="false"/>
+                <w:u w:val="none"/>
+                <w:strike w:val="false"/>
+                <w:sz w:val="16"/>
+                <w:szCs w:val="16"/>
+                <w:color w:val="333333"/>
+              </w:rPr>
+              <w:t xml:space="preserve">5 (10,4)</w:t>
             </w:r>
           </w:p>
         </w:tc>
@@ -1177,7 +1232,7 @@
               <w:left w:val="none" w:sz="0" w:space="0" w:color="000000"/>
               <w:right w:val="none" w:sz="0" w:space="0" w:color="000000"/>
             </w:tcBorders>
-            <w:shd w:val="clear" w:color="auto" w:fill="F0FAFF"/>
+            <w:shd w:val="clear" w:color="auto" w:fill="FFFFFF"/>
             <w:tcMar>
               <w:top w:w="0" w:type="dxa"/>
               <w:bottom w:w="0" w:type="dxa"/>
@@ -1199,80 +1254,25 @@
               <w:spacing w:after="60" w:before="60" w:line="240"/>
               <w:ind w:left="100" w:right="100" w:firstLine="0" w:firstLineChars="0"/>
               <w:rPr>
-                <w:rFonts w:ascii="Luciole" w:hAnsi="Luciole" w:eastAsia="Luciole" w:cs="Luciole"/>
-                <w:i w:val="false"/>
-                <w:b w:val="false"/>
-                <w:u w:val="none"/>
-                <w:strike w:val="false"/>
-                <w:sz w:val="18"/>
-                <w:szCs w:val="18"/>
-                <w:color w:val="333333"/>
-              </w:rPr>
-            </w:pPr>
-            <w:r>
-              <w:rPr>
-                <w:rFonts w:ascii="Luciole" w:hAnsi="Luciole" w:eastAsia="Luciole" w:cs="Luciole"/>
-                <w:i w:val="false"/>
-                <w:b w:val="false"/>
-                <w:u w:val="none"/>
-                <w:strike w:val="false"/>
-                <w:sz w:val="18"/>
-                <w:szCs w:val="18"/>
-                <w:color w:val="333333"/>
-              </w:rPr>
-              <w:t xml:space="preserve">5 (10,4)</w:t>
-            </w:r>
-          </w:p>
-        </w:tc>
-        <w:tc>
-          <w:tcPr>
-            <w:tcBorders>
-              <w:bottom w:val="none" w:sz="0" w:space="0" w:color="000000"/>
-              <w:top w:val="none" w:sz="0" w:space="0" w:color="000000"/>
-              <w:left w:val="none" w:sz="0" w:space="0" w:color="000000"/>
-              <w:right w:val="none" w:sz="0" w:space="0" w:color="000000"/>
-            </w:tcBorders>
-            <w:shd w:val="clear" w:color="auto" w:fill="F0FAFF"/>
-            <w:tcMar>
-              <w:top w:w="0" w:type="dxa"/>
-              <w:bottom w:w="0" w:type="dxa"/>
-              <w:left w:w="0" w:type="dxa"/>
-              <w:right w:w="0" w:type="dxa"/>
-            </w:tcMar>
-            <w:vAlign w:val="top"/>
-          </w:tcPr>
-          <w:p>
-            <w:pPr>
-              <w:pStyle w:val="Normal"/>
-              <w:jc w:val="center"/>
-              <w:pBdr>
-                <w:bottom w:val="none" w:sz="0" w:space="0" w:color="000000"/>
-                <w:top w:val="none" w:sz="0" w:space="0" w:color="000000"/>
-                <w:left w:val="none" w:sz="0" w:space="0" w:color="000000"/>
-                <w:right w:val="none" w:sz="0" w:space="0" w:color="000000"/>
-              </w:pBdr>
-              <w:spacing w:after="60" w:before="60" w:line="240"/>
-              <w:ind w:left="100" w:right="100" w:firstLine="0" w:firstLineChars="0"/>
-              <w:rPr>
-                <w:rFonts w:ascii="Luciole" w:hAnsi="Luciole" w:eastAsia="Luciole" w:cs="Luciole"/>
-                <w:i w:val="false"/>
-                <w:b w:val="false"/>
-                <w:u w:val="none"/>
-                <w:strike w:val="false"/>
-                <w:sz w:val="16"/>
-                <w:szCs w:val="16"/>
-                <w:color w:val="333333"/>
-              </w:rPr>
-            </w:pPr>
-            <w:r>
-              <w:rPr>
-                <w:rFonts w:ascii="Luciole" w:hAnsi="Luciole" w:eastAsia="Luciole" w:cs="Luciole"/>
-                <w:i w:val="false"/>
-                <w:b w:val="false"/>
-                <w:u w:val="none"/>
-                <w:strike w:val="false"/>
-                <w:sz w:val="16"/>
-                <w:szCs w:val="16"/>
+                <w:rFonts w:ascii="Aptos" w:hAnsi="Aptos" w:eastAsia="Aptos" w:cs="Aptos"/>
+                <w:i w:val="false"/>
+                <w:b w:val="false"/>
+                <w:u w:val="none"/>
+                <w:strike w:val="false"/>
+                <w:sz w:val="14"/>
+                <w:szCs w:val="14"/>
+                <w:color w:val="333333"/>
+              </w:rPr>
+            </w:pPr>
+            <w:r>
+              <w:rPr>
+                <w:rFonts w:ascii="Aptos" w:hAnsi="Aptos" w:eastAsia="Aptos" w:cs="Aptos"/>
+                <w:i w:val="false"/>
+                <w:b w:val="false"/>
+                <w:u w:val="none"/>
+                <w:strike w:val="false"/>
+                <w:sz w:val="14"/>
+                <w:szCs w:val="14"/>
                 <w:color w:val="333333"/>
               </w:rPr>
               <w:t xml:space="preserve">0,42</w:t>
@@ -1292,7 +1292,7 @@
               <w:left w:val="none" w:sz="0" w:space="0" w:color="000000"/>
               <w:right w:val="none" w:sz="0" w:space="0" w:color="000000"/>
             </w:tcBorders>
-            <w:shd w:val="clear" w:color="auto" w:fill="FFFFFF"/>
+            <w:shd w:val="clear" w:color="auto" w:fill="F0FAFF"/>
             <w:tcMar>
               <w:top w:w="0" w:type="dxa"/>
               <w:bottom w:w="0" w:type="dxa"/>
@@ -1314,25 +1314,25 @@
               <w:spacing w:after="60" w:before="60" w:line="240"/>
               <w:ind w:left="300" w:right="100" w:firstLine="0" w:firstLineChars="0"/>
               <w:rPr>
-                <w:rFonts w:ascii="Luciole" w:hAnsi="Luciole" w:eastAsia="Luciole" w:cs="Luciole"/>
-                <w:i w:val="false"/>
-                <w:b w:val="false"/>
-                <w:u w:val="none"/>
-                <w:strike w:val="false"/>
-                <w:sz w:val="20"/>
-                <w:szCs w:val="20"/>
-                <w:color w:val="333333"/>
-              </w:rPr>
-            </w:pPr>
-            <w:r>
-              <w:rPr>
-                <w:rFonts w:ascii="Luciole" w:hAnsi="Luciole" w:eastAsia="Luciole" w:cs="Luciole"/>
-                <w:i w:val="false"/>
-                <w:b w:val="false"/>
-                <w:u w:val="none"/>
-                <w:strike w:val="false"/>
-                <w:sz w:val="20"/>
-                <w:szCs w:val="20"/>
+                <w:rFonts w:ascii="Aptos" w:hAnsi="Aptos" w:eastAsia="Aptos" w:cs="Aptos"/>
+                <w:i w:val="false"/>
+                <w:b w:val="false"/>
+                <w:u w:val="none"/>
+                <w:strike w:val="false"/>
+                <w:sz w:val="18"/>
+                <w:szCs w:val="18"/>
+                <w:color w:val="333333"/>
+              </w:rPr>
+            </w:pPr>
+            <w:r>
+              <w:rPr>
+                <w:rFonts w:ascii="Aptos" w:hAnsi="Aptos" w:eastAsia="Aptos" w:cs="Aptos"/>
+                <w:i w:val="false"/>
+                <w:b w:val="false"/>
+                <w:u w:val="none"/>
+                <w:strike w:val="false"/>
+                <w:sz w:val="18"/>
+                <w:szCs w:val="18"/>
                 <w:color w:val="333333"/>
               </w:rPr>
               <w:t xml:space="preserve">Neurotoxicité, n (%)</w:t>
@@ -1347,7 +1347,7 @@
               <w:left w:val="none" w:sz="0" w:space="0" w:color="000000"/>
               <w:right w:val="none" w:sz="0" w:space="0" w:color="000000"/>
             </w:tcBorders>
-            <w:shd w:val="clear" w:color="auto" w:fill="FFFFFF"/>
+            <w:shd w:val="clear" w:color="auto" w:fill="F0FAFF"/>
             <w:tcMar>
               <w:top w:w="0" w:type="dxa"/>
               <w:bottom w:w="0" w:type="dxa"/>
@@ -1369,7 +1369,62 @@
               <w:spacing w:after="60" w:before="60" w:line="240"/>
               <w:ind w:left="100" w:right="100" w:firstLine="0" w:firstLineChars="0"/>
               <w:rPr>
-                <w:rFonts w:ascii="Luciole" w:hAnsi="Luciole" w:eastAsia="Luciole" w:cs="Luciole"/>
+                <w:rFonts w:ascii="Aptos" w:hAnsi="Aptos" w:eastAsia="Aptos" w:cs="Aptos"/>
+                <w:i w:val="false"/>
+                <w:b w:val="false"/>
+                <w:u w:val="none"/>
+                <w:strike w:val="false"/>
+                <w:sz w:val="14"/>
+                <w:szCs w:val="14"/>
+                <w:color w:val="333333"/>
+              </w:rPr>
+            </w:pPr>
+            <w:r>
+              <w:rPr>
+                <w:rFonts w:ascii="Aptos" w:hAnsi="Aptos" w:eastAsia="Aptos" w:cs="Aptos"/>
+                <w:i w:val="false"/>
+                <w:b w:val="false"/>
+                <w:u w:val="none"/>
+                <w:strike w:val="false"/>
+                <w:sz w:val="14"/>
+                <w:szCs w:val="14"/>
+                <w:color w:val="333333"/>
+              </w:rPr>
+              <w:t xml:space="preserve">0/2</w:t>
+            </w:r>
+          </w:p>
+        </w:tc>
+        <w:tc>
+          <w:tcPr>
+            <w:tcBorders>
+              <w:bottom w:val="none" w:sz="0" w:space="0" w:color="000000"/>
+              <w:top w:val="none" w:sz="0" w:space="0" w:color="000000"/>
+              <w:left w:val="none" w:sz="0" w:space="0" w:color="000000"/>
+              <w:right w:val="none" w:sz="0" w:space="0" w:color="000000"/>
+            </w:tcBorders>
+            <w:shd w:val="clear" w:color="auto" w:fill="F0FAFF"/>
+            <w:tcMar>
+              <w:top w:w="0" w:type="dxa"/>
+              <w:bottom w:w="0" w:type="dxa"/>
+              <w:left w:w="0" w:type="dxa"/>
+              <w:right w:w="0" w:type="dxa"/>
+            </w:tcMar>
+            <w:vAlign w:val="top"/>
+          </w:tcPr>
+          <w:p>
+            <w:pPr>
+              <w:pStyle w:val="Normal"/>
+              <w:jc w:val="center"/>
+              <w:pBdr>
+                <w:bottom w:val="none" w:sz="0" w:space="0" w:color="000000"/>
+                <w:top w:val="none" w:sz="0" w:space="0" w:color="000000"/>
+                <w:left w:val="none" w:sz="0" w:space="0" w:color="000000"/>
+                <w:right w:val="none" w:sz="0" w:space="0" w:color="000000"/>
+              </w:pBdr>
+              <w:spacing w:after="60" w:before="60" w:line="240"/>
+              <w:ind w:left="100" w:right="100" w:firstLine="0" w:firstLineChars="0"/>
+              <w:rPr>
+                <w:rFonts w:ascii="Aptos" w:hAnsi="Aptos" w:eastAsia="Aptos" w:cs="Aptos"/>
                 <w:i w:val="false"/>
                 <w:b w:val="false"/>
                 <w:u w:val="none"/>
@@ -1381,7 +1436,7 @@
             </w:pPr>
             <w:r>
               <w:rPr>
-                <w:rFonts w:ascii="Luciole" w:hAnsi="Luciole" w:eastAsia="Luciole" w:cs="Luciole"/>
+                <w:rFonts w:ascii="Aptos" w:hAnsi="Aptos" w:eastAsia="Aptos" w:cs="Aptos"/>
                 <w:i w:val="false"/>
                 <w:b w:val="false"/>
                 <w:u w:val="none"/>
@@ -1390,7 +1445,7 @@
                 <w:szCs w:val="16"/>
                 <w:color w:val="333333"/>
               </w:rPr>
-              <w:t xml:space="preserve">0/2</w:t>
+              <w:t xml:space="preserve">12 (12,2)</w:t>
             </w:r>
           </w:p>
         </w:tc>
@@ -1402,7 +1457,7 @@
               <w:left w:val="none" w:sz="0" w:space="0" w:color="000000"/>
               <w:right w:val="none" w:sz="0" w:space="0" w:color="000000"/>
             </w:tcBorders>
-            <w:shd w:val="clear" w:color="auto" w:fill="FFFFFF"/>
+            <w:shd w:val="clear" w:color="auto" w:fill="F0FAFF"/>
             <w:tcMar>
               <w:top w:w="0" w:type="dxa"/>
               <w:bottom w:w="0" w:type="dxa"/>
@@ -1424,28 +1479,28 @@
               <w:spacing w:after="60" w:before="60" w:line="240"/>
               <w:ind w:left="100" w:right="100" w:firstLine="0" w:firstLineChars="0"/>
               <w:rPr>
-                <w:rFonts w:ascii="Luciole" w:hAnsi="Luciole" w:eastAsia="Luciole" w:cs="Luciole"/>
-                <w:i w:val="false"/>
-                <w:b w:val="false"/>
-                <w:u w:val="none"/>
-                <w:strike w:val="false"/>
-                <w:sz w:val="18"/>
-                <w:szCs w:val="18"/>
-                <w:color w:val="333333"/>
-              </w:rPr>
-            </w:pPr>
-            <w:r>
-              <w:rPr>
-                <w:rFonts w:ascii="Luciole" w:hAnsi="Luciole" w:eastAsia="Luciole" w:cs="Luciole"/>
-                <w:i w:val="false"/>
-                <w:b w:val="false"/>
-                <w:u w:val="none"/>
-                <w:strike w:val="false"/>
-                <w:sz w:val="18"/>
-                <w:szCs w:val="18"/>
-                <w:color w:val="333333"/>
-              </w:rPr>
-              <w:t xml:space="preserve">12 (12,2)</w:t>
+                <w:rFonts w:ascii="Aptos" w:hAnsi="Aptos" w:eastAsia="Aptos" w:cs="Aptos"/>
+                <w:i w:val="false"/>
+                <w:b w:val="false"/>
+                <w:u w:val="none"/>
+                <w:strike w:val="false"/>
+                <w:sz w:val="16"/>
+                <w:szCs w:val="16"/>
+                <w:color w:val="333333"/>
+              </w:rPr>
+            </w:pPr>
+            <w:r>
+              <w:rPr>
+                <w:rFonts w:ascii="Aptos" w:hAnsi="Aptos" w:eastAsia="Aptos" w:cs="Aptos"/>
+                <w:i w:val="false"/>
+                <w:b w:val="false"/>
+                <w:u w:val="none"/>
+                <w:strike w:val="false"/>
+                <w:sz w:val="16"/>
+                <w:szCs w:val="16"/>
+                <w:color w:val="333333"/>
+              </w:rPr>
+              <w:t xml:space="preserve">6 (12,0)</w:t>
             </w:r>
           </w:p>
         </w:tc>
@@ -1457,7 +1512,7 @@
               <w:left w:val="none" w:sz="0" w:space="0" w:color="000000"/>
               <w:right w:val="none" w:sz="0" w:space="0" w:color="000000"/>
             </w:tcBorders>
-            <w:shd w:val="clear" w:color="auto" w:fill="FFFFFF"/>
+            <w:shd w:val="clear" w:color="auto" w:fill="F0FAFF"/>
             <w:tcMar>
               <w:top w:w="0" w:type="dxa"/>
               <w:bottom w:w="0" w:type="dxa"/>
@@ -1479,28 +1534,28 @@
               <w:spacing w:after="60" w:before="60" w:line="240"/>
               <w:ind w:left="100" w:right="100" w:firstLine="0" w:firstLineChars="0"/>
               <w:rPr>
-                <w:rFonts w:ascii="Luciole" w:hAnsi="Luciole" w:eastAsia="Luciole" w:cs="Luciole"/>
-                <w:i w:val="false"/>
-                <w:b w:val="false"/>
-                <w:u w:val="none"/>
-                <w:strike w:val="false"/>
-                <w:sz w:val="18"/>
-                <w:szCs w:val="18"/>
-                <w:color w:val="333333"/>
-              </w:rPr>
-            </w:pPr>
-            <w:r>
-              <w:rPr>
-                <w:rFonts w:ascii="Luciole" w:hAnsi="Luciole" w:eastAsia="Luciole" w:cs="Luciole"/>
-                <w:i w:val="false"/>
-                <w:b w:val="false"/>
-                <w:u w:val="none"/>
-                <w:strike w:val="false"/>
-                <w:sz w:val="18"/>
-                <w:szCs w:val="18"/>
-                <w:color w:val="333333"/>
-              </w:rPr>
-              <w:t xml:space="preserve">6 (12,0)</w:t>
+                <w:rFonts w:ascii="Aptos" w:hAnsi="Aptos" w:eastAsia="Aptos" w:cs="Aptos"/>
+                <w:i w:val="false"/>
+                <w:b w:val="false"/>
+                <w:u w:val="none"/>
+                <w:strike w:val="false"/>
+                <w:sz w:val="16"/>
+                <w:szCs w:val="16"/>
+                <w:color w:val="333333"/>
+              </w:rPr>
+            </w:pPr>
+            <w:r>
+              <w:rPr>
+                <w:rFonts w:ascii="Aptos" w:hAnsi="Aptos" w:eastAsia="Aptos" w:cs="Aptos"/>
+                <w:i w:val="false"/>
+                <w:b w:val="false"/>
+                <w:u w:val="none"/>
+                <w:strike w:val="false"/>
+                <w:sz w:val="16"/>
+                <w:szCs w:val="16"/>
+                <w:color w:val="333333"/>
+              </w:rPr>
+              <w:t xml:space="preserve">6 (12,5)</w:t>
             </w:r>
           </w:p>
         </w:tc>
@@ -1512,7 +1567,7 @@
               <w:left w:val="none" w:sz="0" w:space="0" w:color="000000"/>
               <w:right w:val="none" w:sz="0" w:space="0" w:color="000000"/>
             </w:tcBorders>
-            <w:shd w:val="clear" w:color="auto" w:fill="FFFFFF"/>
+            <w:shd w:val="clear" w:color="auto" w:fill="F0FAFF"/>
             <w:tcMar>
               <w:top w:w="0" w:type="dxa"/>
               <w:bottom w:w="0" w:type="dxa"/>
@@ -1534,80 +1589,25 @@
               <w:spacing w:after="60" w:before="60" w:line="240"/>
               <w:ind w:left="100" w:right="100" w:firstLine="0" w:firstLineChars="0"/>
               <w:rPr>
-                <w:rFonts w:ascii="Luciole" w:hAnsi="Luciole" w:eastAsia="Luciole" w:cs="Luciole"/>
-                <w:i w:val="false"/>
-                <w:b w:val="false"/>
-                <w:u w:val="none"/>
-                <w:strike w:val="false"/>
-                <w:sz w:val="18"/>
-                <w:szCs w:val="18"/>
-                <w:color w:val="333333"/>
-              </w:rPr>
-            </w:pPr>
-            <w:r>
-              <w:rPr>
-                <w:rFonts w:ascii="Luciole" w:hAnsi="Luciole" w:eastAsia="Luciole" w:cs="Luciole"/>
-                <w:i w:val="false"/>
-                <w:b w:val="false"/>
-                <w:u w:val="none"/>
-                <w:strike w:val="false"/>
-                <w:sz w:val="18"/>
-                <w:szCs w:val="18"/>
-                <w:color w:val="333333"/>
-              </w:rPr>
-              <w:t xml:space="preserve">6 (12,5)</w:t>
-            </w:r>
-          </w:p>
-        </w:tc>
-        <w:tc>
-          <w:tcPr>
-            <w:tcBorders>
-              <w:bottom w:val="none" w:sz="0" w:space="0" w:color="000000"/>
-              <w:top w:val="none" w:sz="0" w:space="0" w:color="000000"/>
-              <w:left w:val="none" w:sz="0" w:space="0" w:color="000000"/>
-              <w:right w:val="none" w:sz="0" w:space="0" w:color="000000"/>
-            </w:tcBorders>
-            <w:shd w:val="clear" w:color="auto" w:fill="FFFFFF"/>
-            <w:tcMar>
-              <w:top w:w="0" w:type="dxa"/>
-              <w:bottom w:w="0" w:type="dxa"/>
-              <w:left w:w="0" w:type="dxa"/>
-              <w:right w:w="0" w:type="dxa"/>
-            </w:tcMar>
-            <w:vAlign w:val="top"/>
-          </w:tcPr>
-          <w:p>
-            <w:pPr>
-              <w:pStyle w:val="Normal"/>
-              <w:jc w:val="center"/>
-              <w:pBdr>
-                <w:bottom w:val="none" w:sz="0" w:space="0" w:color="000000"/>
-                <w:top w:val="none" w:sz="0" w:space="0" w:color="000000"/>
-                <w:left w:val="none" w:sz="0" w:space="0" w:color="000000"/>
-                <w:right w:val="none" w:sz="0" w:space="0" w:color="000000"/>
-              </w:pBdr>
-              <w:spacing w:after="60" w:before="60" w:line="240"/>
-              <w:ind w:left="100" w:right="100" w:firstLine="0" w:firstLineChars="0"/>
-              <w:rPr>
-                <w:rFonts w:ascii="Luciole" w:hAnsi="Luciole" w:eastAsia="Luciole" w:cs="Luciole"/>
-                <w:i w:val="false"/>
-                <w:b w:val="false"/>
-                <w:u w:val="none"/>
-                <w:strike w:val="false"/>
-                <w:sz w:val="16"/>
-                <w:szCs w:val="16"/>
-                <w:color w:val="333333"/>
-              </w:rPr>
-            </w:pPr>
-            <w:r>
-              <w:rPr>
-                <w:rFonts w:ascii="Luciole" w:hAnsi="Luciole" w:eastAsia="Luciole" w:cs="Luciole"/>
-                <w:i w:val="false"/>
-                <w:b w:val="false"/>
-                <w:u w:val="none"/>
-                <w:strike w:val="false"/>
-                <w:sz w:val="16"/>
-                <w:szCs w:val="16"/>
+                <w:rFonts w:ascii="Aptos" w:hAnsi="Aptos" w:eastAsia="Aptos" w:cs="Aptos"/>
+                <w:i w:val="false"/>
+                <w:b w:val="false"/>
+                <w:u w:val="none"/>
+                <w:strike w:val="false"/>
+                <w:sz w:val="14"/>
+                <w:szCs w:val="14"/>
+                <w:color w:val="333333"/>
+              </w:rPr>
+            </w:pPr>
+            <w:r>
+              <w:rPr>
+                <w:rFonts w:ascii="Aptos" w:hAnsi="Aptos" w:eastAsia="Aptos" w:cs="Aptos"/>
+                <w:i w:val="false"/>
+                <w:b w:val="false"/>
+                <w:u w:val="none"/>
+                <w:strike w:val="false"/>
+                <w:sz w:val="14"/>
+                <w:szCs w:val="14"/>
                 <w:color w:val="333333"/>
               </w:rPr>
               <w:t xml:space="preserve">0,94</w:t>
@@ -1627,7 +1627,7 @@
               <w:left w:val="none" w:sz="0" w:space="0" w:color="000000"/>
               <w:right w:val="none" w:sz="0" w:space="0" w:color="000000"/>
             </w:tcBorders>
-            <w:shd w:val="clear" w:color="auto" w:fill="F0FAFF"/>
+            <w:shd w:val="clear" w:color="auto" w:fill="FFFFFF"/>
             <w:tcMar>
               <w:top w:w="0" w:type="dxa"/>
               <w:bottom w:w="0" w:type="dxa"/>
@@ -1649,25 +1649,25 @@
               <w:spacing w:after="60" w:before="60" w:line="240"/>
               <w:ind w:left="300" w:right="100" w:firstLine="0" w:firstLineChars="0"/>
               <w:rPr>
-                <w:rFonts w:ascii="Luciole" w:hAnsi="Luciole" w:eastAsia="Luciole" w:cs="Luciole"/>
-                <w:i w:val="false"/>
-                <w:b w:val="false"/>
-                <w:u w:val="none"/>
-                <w:strike w:val="false"/>
-                <w:sz w:val="20"/>
-                <w:szCs w:val="20"/>
-                <w:color w:val="333333"/>
-              </w:rPr>
-            </w:pPr>
-            <w:r>
-              <w:rPr>
-                <w:rFonts w:ascii="Luciole" w:hAnsi="Luciole" w:eastAsia="Luciole" w:cs="Luciole"/>
-                <w:i w:val="false"/>
-                <w:b w:val="false"/>
-                <w:u w:val="none"/>
-                <w:strike w:val="false"/>
-                <w:sz w:val="20"/>
-                <w:szCs w:val="20"/>
+                <w:rFonts w:ascii="Aptos" w:hAnsi="Aptos" w:eastAsia="Aptos" w:cs="Aptos"/>
+                <w:i w:val="false"/>
+                <w:b w:val="false"/>
+                <w:u w:val="none"/>
+                <w:strike w:val="false"/>
+                <w:sz w:val="18"/>
+                <w:szCs w:val="18"/>
+                <w:color w:val="333333"/>
+              </w:rPr>
+            </w:pPr>
+            <w:r>
+              <w:rPr>
+                <w:rFonts w:ascii="Aptos" w:hAnsi="Aptos" w:eastAsia="Aptos" w:cs="Aptos"/>
+                <w:i w:val="false"/>
+                <w:b w:val="false"/>
+                <w:u w:val="none"/>
+                <w:strike w:val="false"/>
+                <w:sz w:val="18"/>
+                <w:szCs w:val="18"/>
                 <w:color w:val="333333"/>
               </w:rPr>
               <w:t xml:space="preserve">Diarrhée, n (%)</w:t>
@@ -1682,7 +1682,7 @@
               <w:left w:val="none" w:sz="0" w:space="0" w:color="000000"/>
               <w:right w:val="none" w:sz="0" w:space="0" w:color="000000"/>
             </w:tcBorders>
-            <w:shd w:val="clear" w:color="auto" w:fill="F0FAFF"/>
+            <w:shd w:val="clear" w:color="auto" w:fill="FFFFFF"/>
             <w:tcMar>
               <w:top w:w="0" w:type="dxa"/>
               <w:bottom w:w="0" w:type="dxa"/>
@@ -1704,7 +1704,62 @@
               <w:spacing w:after="60" w:before="60" w:line="240"/>
               <w:ind w:left="100" w:right="100" w:firstLine="0" w:firstLineChars="0"/>
               <w:rPr>
-                <w:rFonts w:ascii="Luciole" w:hAnsi="Luciole" w:eastAsia="Luciole" w:cs="Luciole"/>
+                <w:rFonts w:ascii="Aptos" w:hAnsi="Aptos" w:eastAsia="Aptos" w:cs="Aptos"/>
+                <w:i w:val="false"/>
+                <w:b w:val="false"/>
+                <w:u w:val="none"/>
+                <w:strike w:val="false"/>
+                <w:sz w:val="14"/>
+                <w:szCs w:val="14"/>
+                <w:color w:val="333333"/>
+              </w:rPr>
+            </w:pPr>
+            <w:r>
+              <w:rPr>
+                <w:rFonts w:ascii="Aptos" w:hAnsi="Aptos" w:eastAsia="Aptos" w:cs="Aptos"/>
+                <w:i w:val="false"/>
+                <w:b w:val="false"/>
+                <w:u w:val="none"/>
+                <w:strike w:val="false"/>
+                <w:sz w:val="14"/>
+                <w:szCs w:val="14"/>
+                <w:color w:val="333333"/>
+              </w:rPr>
+              <w:t xml:space="preserve">0/2</w:t>
+            </w:r>
+          </w:p>
+        </w:tc>
+        <w:tc>
+          <w:tcPr>
+            <w:tcBorders>
+              <w:bottom w:val="none" w:sz="0" w:space="0" w:color="000000"/>
+              <w:top w:val="none" w:sz="0" w:space="0" w:color="000000"/>
+              <w:left w:val="none" w:sz="0" w:space="0" w:color="000000"/>
+              <w:right w:val="none" w:sz="0" w:space="0" w:color="000000"/>
+            </w:tcBorders>
+            <w:shd w:val="clear" w:color="auto" w:fill="FFFFFF"/>
+            <w:tcMar>
+              <w:top w:w="0" w:type="dxa"/>
+              <w:bottom w:w="0" w:type="dxa"/>
+              <w:left w:w="0" w:type="dxa"/>
+              <w:right w:w="0" w:type="dxa"/>
+            </w:tcMar>
+            <w:vAlign w:val="top"/>
+          </w:tcPr>
+          <w:p>
+            <w:pPr>
+              <w:pStyle w:val="Normal"/>
+              <w:jc w:val="center"/>
+              <w:pBdr>
+                <w:bottom w:val="none" w:sz="0" w:space="0" w:color="000000"/>
+                <w:top w:val="none" w:sz="0" w:space="0" w:color="000000"/>
+                <w:left w:val="none" w:sz="0" w:space="0" w:color="000000"/>
+                <w:right w:val="none" w:sz="0" w:space="0" w:color="000000"/>
+              </w:pBdr>
+              <w:spacing w:after="60" w:before="60" w:line="240"/>
+              <w:ind w:left="100" w:right="100" w:firstLine="0" w:firstLineChars="0"/>
+              <w:rPr>
+                <w:rFonts w:ascii="Aptos" w:hAnsi="Aptos" w:eastAsia="Aptos" w:cs="Aptos"/>
                 <w:i w:val="false"/>
                 <w:b w:val="false"/>
                 <w:u w:val="none"/>
@@ -1716,7 +1771,7 @@
             </w:pPr>
             <w:r>
               <w:rPr>
-                <w:rFonts w:ascii="Luciole" w:hAnsi="Luciole" w:eastAsia="Luciole" w:cs="Luciole"/>
+                <w:rFonts w:ascii="Aptos" w:hAnsi="Aptos" w:eastAsia="Aptos" w:cs="Aptos"/>
                 <w:i w:val="false"/>
                 <w:b w:val="false"/>
                 <w:u w:val="none"/>
@@ -1725,7 +1780,7 @@
                 <w:szCs w:val="16"/>
                 <w:color w:val="333333"/>
               </w:rPr>
-              <w:t xml:space="preserve">0/2</w:t>
+              <w:t xml:space="preserve">10 (10,2)</w:t>
             </w:r>
           </w:p>
         </w:tc>
@@ -1737,7 +1792,7 @@
               <w:left w:val="none" w:sz="0" w:space="0" w:color="000000"/>
               <w:right w:val="none" w:sz="0" w:space="0" w:color="000000"/>
             </w:tcBorders>
-            <w:shd w:val="clear" w:color="auto" w:fill="F0FAFF"/>
+            <w:shd w:val="clear" w:color="auto" w:fill="FFFFFF"/>
             <w:tcMar>
               <w:top w:w="0" w:type="dxa"/>
               <w:bottom w:w="0" w:type="dxa"/>
@@ -1759,28 +1814,28 @@
               <w:spacing w:after="60" w:before="60" w:line="240"/>
               <w:ind w:left="100" w:right="100" w:firstLine="0" w:firstLineChars="0"/>
               <w:rPr>
-                <w:rFonts w:ascii="Luciole" w:hAnsi="Luciole" w:eastAsia="Luciole" w:cs="Luciole"/>
-                <w:i w:val="false"/>
-                <w:b w:val="false"/>
-                <w:u w:val="none"/>
-                <w:strike w:val="false"/>
-                <w:sz w:val="18"/>
-                <w:szCs w:val="18"/>
-                <w:color w:val="333333"/>
-              </w:rPr>
-            </w:pPr>
-            <w:r>
-              <w:rPr>
-                <w:rFonts w:ascii="Luciole" w:hAnsi="Luciole" w:eastAsia="Luciole" w:cs="Luciole"/>
-                <w:i w:val="false"/>
-                <w:b w:val="false"/>
-                <w:u w:val="none"/>
-                <w:strike w:val="false"/>
-                <w:sz w:val="18"/>
-                <w:szCs w:val="18"/>
-                <w:color w:val="333333"/>
-              </w:rPr>
-              <w:t xml:space="preserve">10 (10,2)</w:t>
+                <w:rFonts w:ascii="Aptos" w:hAnsi="Aptos" w:eastAsia="Aptos" w:cs="Aptos"/>
+                <w:i w:val="false"/>
+                <w:b w:val="false"/>
+                <w:u w:val="none"/>
+                <w:strike w:val="false"/>
+                <w:sz w:val="16"/>
+                <w:szCs w:val="16"/>
+                <w:color w:val="333333"/>
+              </w:rPr>
+            </w:pPr>
+            <w:r>
+              <w:rPr>
+                <w:rFonts w:ascii="Aptos" w:hAnsi="Aptos" w:eastAsia="Aptos" w:cs="Aptos"/>
+                <w:i w:val="false"/>
+                <w:b w:val="false"/>
+                <w:u w:val="none"/>
+                <w:strike w:val="false"/>
+                <w:sz w:val="16"/>
+                <w:szCs w:val="16"/>
+                <w:color w:val="333333"/>
+              </w:rPr>
+              <w:t xml:space="preserve">9 (18,0)</w:t>
             </w:r>
           </w:p>
         </w:tc>
@@ -1792,7 +1847,7 @@
               <w:left w:val="none" w:sz="0" w:space="0" w:color="000000"/>
               <w:right w:val="none" w:sz="0" w:space="0" w:color="000000"/>
             </w:tcBorders>
-            <w:shd w:val="clear" w:color="auto" w:fill="F0FAFF"/>
+            <w:shd w:val="clear" w:color="auto" w:fill="FFFFFF"/>
             <w:tcMar>
               <w:top w:w="0" w:type="dxa"/>
               <w:bottom w:w="0" w:type="dxa"/>
@@ -1814,28 +1869,28 @@
               <w:spacing w:after="60" w:before="60" w:line="240"/>
               <w:ind w:left="100" w:right="100" w:firstLine="0" w:firstLineChars="0"/>
               <w:rPr>
-                <w:rFonts w:ascii="Luciole" w:hAnsi="Luciole" w:eastAsia="Luciole" w:cs="Luciole"/>
-                <w:i w:val="false"/>
-                <w:b w:val="false"/>
-                <w:u w:val="none"/>
-                <w:strike w:val="false"/>
-                <w:sz w:val="18"/>
-                <w:szCs w:val="18"/>
-                <w:color w:val="333333"/>
-              </w:rPr>
-            </w:pPr>
-            <w:r>
-              <w:rPr>
-                <w:rFonts w:ascii="Luciole" w:hAnsi="Luciole" w:eastAsia="Luciole" w:cs="Luciole"/>
-                <w:i w:val="false"/>
-                <w:b w:val="false"/>
-                <w:u w:val="none"/>
-                <w:strike w:val="false"/>
-                <w:sz w:val="18"/>
-                <w:szCs w:val="18"/>
-                <w:color w:val="333333"/>
-              </w:rPr>
-              <w:t xml:space="preserve">9 (18,0)</w:t>
+                <w:rFonts w:ascii="Aptos" w:hAnsi="Aptos" w:eastAsia="Aptos" w:cs="Aptos"/>
+                <w:i w:val="false"/>
+                <w:b w:val="false"/>
+                <w:u w:val="none"/>
+                <w:strike w:val="false"/>
+                <w:sz w:val="16"/>
+                <w:szCs w:val="16"/>
+                <w:color w:val="333333"/>
+              </w:rPr>
+            </w:pPr>
+            <w:r>
+              <w:rPr>
+                <w:rFonts w:ascii="Aptos" w:hAnsi="Aptos" w:eastAsia="Aptos" w:cs="Aptos"/>
+                <w:i w:val="false"/>
+                <w:b w:val="false"/>
+                <w:u w:val="none"/>
+                <w:strike w:val="false"/>
+                <w:sz w:val="16"/>
+                <w:szCs w:val="16"/>
+                <w:color w:val="333333"/>
+              </w:rPr>
+              <w:t xml:space="preserve">1 (2,1)</w:t>
             </w:r>
           </w:p>
         </w:tc>
@@ -1847,7 +1902,7 @@
               <w:left w:val="none" w:sz="0" w:space="0" w:color="000000"/>
               <w:right w:val="none" w:sz="0" w:space="0" w:color="000000"/>
             </w:tcBorders>
-            <w:shd w:val="clear" w:color="auto" w:fill="F0FAFF"/>
+            <w:shd w:val="clear" w:color="auto" w:fill="FFFFFF"/>
             <w:tcMar>
               <w:top w:w="0" w:type="dxa"/>
               <w:bottom w:w="0" w:type="dxa"/>
@@ -1869,80 +1924,25 @@
               <w:spacing w:after="60" w:before="60" w:line="240"/>
               <w:ind w:left="100" w:right="100" w:firstLine="0" w:firstLineChars="0"/>
               <w:rPr>
-                <w:rFonts w:ascii="Luciole" w:hAnsi="Luciole" w:eastAsia="Luciole" w:cs="Luciole"/>
-                <w:i w:val="false"/>
-                <w:b w:val="false"/>
-                <w:u w:val="none"/>
-                <w:strike w:val="false"/>
-                <w:sz w:val="18"/>
-                <w:szCs w:val="18"/>
-                <w:color w:val="333333"/>
-              </w:rPr>
-            </w:pPr>
-            <w:r>
-              <w:rPr>
-                <w:rFonts w:ascii="Luciole" w:hAnsi="Luciole" w:eastAsia="Luciole" w:cs="Luciole"/>
-                <w:i w:val="false"/>
-                <w:b w:val="false"/>
-                <w:u w:val="none"/>
-                <w:strike w:val="false"/>
-                <w:sz w:val="18"/>
-                <w:szCs w:val="18"/>
-                <w:color w:val="333333"/>
-              </w:rPr>
-              <w:t xml:space="preserve">1 (2,1)</w:t>
-            </w:r>
-          </w:p>
-        </w:tc>
-        <w:tc>
-          <w:tcPr>
-            <w:tcBorders>
-              <w:bottom w:val="none" w:sz="0" w:space="0" w:color="000000"/>
-              <w:top w:val="none" w:sz="0" w:space="0" w:color="000000"/>
-              <w:left w:val="none" w:sz="0" w:space="0" w:color="000000"/>
-              <w:right w:val="none" w:sz="0" w:space="0" w:color="000000"/>
-            </w:tcBorders>
-            <w:shd w:val="clear" w:color="auto" w:fill="F0FAFF"/>
-            <w:tcMar>
-              <w:top w:w="0" w:type="dxa"/>
-              <w:bottom w:w="0" w:type="dxa"/>
-              <w:left w:w="0" w:type="dxa"/>
-              <w:right w:w="0" w:type="dxa"/>
-            </w:tcMar>
-            <w:vAlign w:val="top"/>
-          </w:tcPr>
-          <w:p>
-            <w:pPr>
-              <w:pStyle w:val="Normal"/>
-              <w:jc w:val="center"/>
-              <w:pBdr>
-                <w:bottom w:val="none" w:sz="0" w:space="0" w:color="000000"/>
-                <w:top w:val="none" w:sz="0" w:space="0" w:color="000000"/>
-                <w:left w:val="none" w:sz="0" w:space="0" w:color="000000"/>
-                <w:right w:val="none" w:sz="0" w:space="0" w:color="000000"/>
-              </w:pBdr>
-              <w:spacing w:after="60" w:before="60" w:line="240"/>
-              <w:ind w:left="100" w:right="100" w:firstLine="0" w:firstLineChars="0"/>
-              <w:rPr>
-                <w:rFonts w:ascii="Luciole" w:hAnsi="Luciole" w:eastAsia="Luciole" w:cs="Luciole"/>
-                <w:i w:val="false"/>
-                <w:b w:val="false"/>
-                <w:u w:val="none"/>
-                <w:strike w:val="false"/>
-                <w:sz w:val="16"/>
-                <w:szCs w:val="16"/>
-                <w:color w:val="333333"/>
-              </w:rPr>
-            </w:pPr>
-            <w:r>
-              <w:rPr>
-                <w:rFonts w:ascii="Luciole" w:hAnsi="Luciole" w:eastAsia="Luciole" w:cs="Luciole"/>
-                <w:i w:val="false"/>
-                <w:b w:val="false"/>
-                <w:u w:val="none"/>
-                <w:strike w:val="false"/>
-                <w:sz w:val="16"/>
-                <w:szCs w:val="16"/>
+                <w:rFonts w:ascii="Aptos" w:hAnsi="Aptos" w:eastAsia="Aptos" w:cs="Aptos"/>
+                <w:i w:val="false"/>
+                <w:b w:val="false"/>
+                <w:u w:val="none"/>
+                <w:strike w:val="false"/>
+                <w:sz w:val="14"/>
+                <w:szCs w:val="14"/>
+                <w:color w:val="333333"/>
+              </w:rPr>
+            </w:pPr>
+            <w:r>
+              <w:rPr>
+                <w:rFonts w:ascii="Aptos" w:hAnsi="Aptos" w:eastAsia="Aptos" w:cs="Aptos"/>
+                <w:i w:val="false"/>
+                <w:b w:val="false"/>
+                <w:u w:val="none"/>
+                <w:strike w:val="false"/>
+                <w:sz w:val="14"/>
+                <w:szCs w:val="14"/>
                 <w:color w:val="333333"/>
               </w:rPr>
               <w:t xml:space="preserve">0,016</w:t>
@@ -1962,7 +1962,7 @@
               <w:left w:val="none" w:sz="0" w:space="0" w:color="000000"/>
               <w:right w:val="none" w:sz="0" w:space="0" w:color="000000"/>
             </w:tcBorders>
-            <w:shd w:val="clear" w:color="auto" w:fill="FFFFFF"/>
+            <w:shd w:val="clear" w:color="auto" w:fill="F0FAFF"/>
             <w:tcMar>
               <w:top w:w="0" w:type="dxa"/>
               <w:bottom w:w="0" w:type="dxa"/>
@@ -1984,25 +1984,25 @@
               <w:spacing w:after="60" w:before="60" w:line="240"/>
               <w:ind w:left="300" w:right="100" w:firstLine="0" w:firstLineChars="0"/>
               <w:rPr>
-                <w:rFonts w:ascii="Luciole" w:hAnsi="Luciole" w:eastAsia="Luciole" w:cs="Luciole"/>
-                <w:i w:val="false"/>
-                <w:b w:val="false"/>
-                <w:u w:val="none"/>
-                <w:strike w:val="false"/>
-                <w:sz w:val="20"/>
-                <w:szCs w:val="20"/>
-                <w:color w:val="333333"/>
-              </w:rPr>
-            </w:pPr>
-            <w:r>
-              <w:rPr>
-                <w:rFonts w:ascii="Luciole" w:hAnsi="Luciole" w:eastAsia="Luciole" w:cs="Luciole"/>
-                <w:i w:val="false"/>
-                <w:b w:val="false"/>
-                <w:u w:val="none"/>
-                <w:strike w:val="false"/>
-                <w:sz w:val="20"/>
-                <w:szCs w:val="20"/>
+                <w:rFonts w:ascii="Aptos" w:hAnsi="Aptos" w:eastAsia="Aptos" w:cs="Aptos"/>
+                <w:i w:val="false"/>
+                <w:b w:val="false"/>
+                <w:u w:val="none"/>
+                <w:strike w:val="false"/>
+                <w:sz w:val="18"/>
+                <w:szCs w:val="18"/>
+                <w:color w:val="333333"/>
+              </w:rPr>
+            </w:pPr>
+            <w:r>
+              <w:rPr>
+                <w:rFonts w:ascii="Aptos" w:hAnsi="Aptos" w:eastAsia="Aptos" w:cs="Aptos"/>
+                <w:i w:val="false"/>
+                <w:b w:val="false"/>
+                <w:u w:val="none"/>
+                <w:strike w:val="false"/>
+                <w:sz w:val="18"/>
+                <w:szCs w:val="18"/>
                 <w:color w:val="333333"/>
               </w:rPr>
               <w:t xml:space="preserve">Asthénie, n (%)</w:t>
@@ -2017,7 +2017,7 @@
               <w:left w:val="none" w:sz="0" w:space="0" w:color="000000"/>
               <w:right w:val="none" w:sz="0" w:space="0" w:color="000000"/>
             </w:tcBorders>
-            <w:shd w:val="clear" w:color="auto" w:fill="FFFFFF"/>
+            <w:shd w:val="clear" w:color="auto" w:fill="F0FAFF"/>
             <w:tcMar>
               <w:top w:w="0" w:type="dxa"/>
               <w:bottom w:w="0" w:type="dxa"/>
@@ -2039,7 +2039,62 @@
               <w:spacing w:after="60" w:before="60" w:line="240"/>
               <w:ind w:left="100" w:right="100" w:firstLine="0" w:firstLineChars="0"/>
               <w:rPr>
-                <w:rFonts w:ascii="Luciole" w:hAnsi="Luciole" w:eastAsia="Luciole" w:cs="Luciole"/>
+                <w:rFonts w:ascii="Aptos" w:hAnsi="Aptos" w:eastAsia="Aptos" w:cs="Aptos"/>
+                <w:i w:val="false"/>
+                <w:b w:val="false"/>
+                <w:u w:val="none"/>
+                <w:strike w:val="false"/>
+                <w:sz w:val="14"/>
+                <w:szCs w:val="14"/>
+                <w:color w:val="333333"/>
+              </w:rPr>
+            </w:pPr>
+            <w:r>
+              <w:rPr>
+                <w:rFonts w:ascii="Aptos" w:hAnsi="Aptos" w:eastAsia="Aptos" w:cs="Aptos"/>
+                <w:i w:val="false"/>
+                <w:b w:val="false"/>
+                <w:u w:val="none"/>
+                <w:strike w:val="false"/>
+                <w:sz w:val="14"/>
+                <w:szCs w:val="14"/>
+                <w:color w:val="333333"/>
+              </w:rPr>
+              <w:t xml:space="preserve">0/2</w:t>
+            </w:r>
+          </w:p>
+        </w:tc>
+        <w:tc>
+          <w:tcPr>
+            <w:tcBorders>
+              <w:bottom w:val="none" w:sz="0" w:space="0" w:color="000000"/>
+              <w:top w:val="none" w:sz="0" w:space="0" w:color="000000"/>
+              <w:left w:val="none" w:sz="0" w:space="0" w:color="000000"/>
+              <w:right w:val="none" w:sz="0" w:space="0" w:color="000000"/>
+            </w:tcBorders>
+            <w:shd w:val="clear" w:color="auto" w:fill="F0FAFF"/>
+            <w:tcMar>
+              <w:top w:w="0" w:type="dxa"/>
+              <w:bottom w:w="0" w:type="dxa"/>
+              <w:left w:w="0" w:type="dxa"/>
+              <w:right w:w="0" w:type="dxa"/>
+            </w:tcMar>
+            <w:vAlign w:val="top"/>
+          </w:tcPr>
+          <w:p>
+            <w:pPr>
+              <w:pStyle w:val="Normal"/>
+              <w:jc w:val="center"/>
+              <w:pBdr>
+                <w:bottom w:val="none" w:sz="0" w:space="0" w:color="000000"/>
+                <w:top w:val="none" w:sz="0" w:space="0" w:color="000000"/>
+                <w:left w:val="none" w:sz="0" w:space="0" w:color="000000"/>
+                <w:right w:val="none" w:sz="0" w:space="0" w:color="000000"/>
+              </w:pBdr>
+              <w:spacing w:after="60" w:before="60" w:line="240"/>
+              <w:ind w:left="100" w:right="100" w:firstLine="0" w:firstLineChars="0"/>
+              <w:rPr>
+                <w:rFonts w:ascii="Aptos" w:hAnsi="Aptos" w:eastAsia="Aptos" w:cs="Aptos"/>
                 <w:i w:val="false"/>
                 <w:b w:val="false"/>
                 <w:u w:val="none"/>
@@ -2051,7 +2106,7 @@
             </w:pPr>
             <w:r>
               <w:rPr>
-                <w:rFonts w:ascii="Luciole" w:hAnsi="Luciole" w:eastAsia="Luciole" w:cs="Luciole"/>
+                <w:rFonts w:ascii="Aptos" w:hAnsi="Aptos" w:eastAsia="Aptos" w:cs="Aptos"/>
                 <w:i w:val="false"/>
                 <w:b w:val="false"/>
                 <w:u w:val="none"/>
@@ -2060,7 +2115,7 @@
                 <w:szCs w:val="16"/>
                 <w:color w:val="333333"/>
               </w:rPr>
-              <w:t xml:space="preserve">0/2</w:t>
+              <w:t xml:space="preserve">6 (6,1)</w:t>
             </w:r>
           </w:p>
         </w:tc>
@@ -2072,7 +2127,7 @@
               <w:left w:val="none" w:sz="0" w:space="0" w:color="000000"/>
               <w:right w:val="none" w:sz="0" w:space="0" w:color="000000"/>
             </w:tcBorders>
-            <w:shd w:val="clear" w:color="auto" w:fill="FFFFFF"/>
+            <w:shd w:val="clear" w:color="auto" w:fill="F0FAFF"/>
             <w:tcMar>
               <w:top w:w="0" w:type="dxa"/>
               <w:bottom w:w="0" w:type="dxa"/>
@@ -2094,28 +2149,28 @@
               <w:spacing w:after="60" w:before="60" w:line="240"/>
               <w:ind w:left="100" w:right="100" w:firstLine="0" w:firstLineChars="0"/>
               <w:rPr>
-                <w:rFonts w:ascii="Luciole" w:hAnsi="Luciole" w:eastAsia="Luciole" w:cs="Luciole"/>
-                <w:i w:val="false"/>
-                <w:b w:val="false"/>
-                <w:u w:val="none"/>
-                <w:strike w:val="false"/>
-                <w:sz w:val="18"/>
-                <w:szCs w:val="18"/>
-                <w:color w:val="333333"/>
-              </w:rPr>
-            </w:pPr>
-            <w:r>
-              <w:rPr>
-                <w:rFonts w:ascii="Luciole" w:hAnsi="Luciole" w:eastAsia="Luciole" w:cs="Luciole"/>
-                <w:i w:val="false"/>
-                <w:b w:val="false"/>
-                <w:u w:val="none"/>
-                <w:strike w:val="false"/>
-                <w:sz w:val="18"/>
-                <w:szCs w:val="18"/>
-                <w:color w:val="333333"/>
-              </w:rPr>
-              <w:t xml:space="preserve">6 (6,1)</w:t>
+                <w:rFonts w:ascii="Aptos" w:hAnsi="Aptos" w:eastAsia="Aptos" w:cs="Aptos"/>
+                <w:i w:val="false"/>
+                <w:b w:val="false"/>
+                <w:u w:val="none"/>
+                <w:strike w:val="false"/>
+                <w:sz w:val="16"/>
+                <w:szCs w:val="16"/>
+                <w:color w:val="333333"/>
+              </w:rPr>
+            </w:pPr>
+            <w:r>
+              <w:rPr>
+                <w:rFonts w:ascii="Aptos" w:hAnsi="Aptos" w:eastAsia="Aptos" w:cs="Aptos"/>
+                <w:i w:val="false"/>
+                <w:b w:val="false"/>
+                <w:u w:val="none"/>
+                <w:strike w:val="false"/>
+                <w:sz w:val="16"/>
+                <w:szCs w:val="16"/>
+                <w:color w:val="333333"/>
+              </w:rPr>
+              <w:t xml:space="preserve">4 (8,0)</w:t>
             </w:r>
           </w:p>
         </w:tc>
@@ -2127,7 +2182,7 @@
               <w:left w:val="none" w:sz="0" w:space="0" w:color="000000"/>
               <w:right w:val="none" w:sz="0" w:space="0" w:color="000000"/>
             </w:tcBorders>
-            <w:shd w:val="clear" w:color="auto" w:fill="FFFFFF"/>
+            <w:shd w:val="clear" w:color="auto" w:fill="F0FAFF"/>
             <w:tcMar>
               <w:top w:w="0" w:type="dxa"/>
               <w:bottom w:w="0" w:type="dxa"/>
@@ -2149,28 +2204,28 @@
               <w:spacing w:after="60" w:before="60" w:line="240"/>
               <w:ind w:left="100" w:right="100" w:firstLine="0" w:firstLineChars="0"/>
               <w:rPr>
-                <w:rFonts w:ascii="Luciole" w:hAnsi="Luciole" w:eastAsia="Luciole" w:cs="Luciole"/>
-                <w:i w:val="false"/>
-                <w:b w:val="false"/>
-                <w:u w:val="none"/>
-                <w:strike w:val="false"/>
-                <w:sz w:val="18"/>
-                <w:szCs w:val="18"/>
-                <w:color w:val="333333"/>
-              </w:rPr>
-            </w:pPr>
-            <w:r>
-              <w:rPr>
-                <w:rFonts w:ascii="Luciole" w:hAnsi="Luciole" w:eastAsia="Luciole" w:cs="Luciole"/>
-                <w:i w:val="false"/>
-                <w:b w:val="false"/>
-                <w:u w:val="none"/>
-                <w:strike w:val="false"/>
-                <w:sz w:val="18"/>
-                <w:szCs w:val="18"/>
-                <w:color w:val="333333"/>
-              </w:rPr>
-              <w:t xml:space="preserve">4 (8,0)</w:t>
+                <w:rFonts w:ascii="Aptos" w:hAnsi="Aptos" w:eastAsia="Aptos" w:cs="Aptos"/>
+                <w:i w:val="false"/>
+                <w:b w:val="false"/>
+                <w:u w:val="none"/>
+                <w:strike w:val="false"/>
+                <w:sz w:val="16"/>
+                <w:szCs w:val="16"/>
+                <w:color w:val="333333"/>
+              </w:rPr>
+            </w:pPr>
+            <w:r>
+              <w:rPr>
+                <w:rFonts w:ascii="Aptos" w:hAnsi="Aptos" w:eastAsia="Aptos" w:cs="Aptos"/>
+                <w:i w:val="false"/>
+                <w:b w:val="false"/>
+                <w:u w:val="none"/>
+                <w:strike w:val="false"/>
+                <w:sz w:val="16"/>
+                <w:szCs w:val="16"/>
+                <w:color w:val="333333"/>
+              </w:rPr>
+              <w:t xml:space="preserve">2 (4,2)</w:t>
             </w:r>
           </w:p>
         </w:tc>
@@ -2182,7 +2237,7 @@
               <w:left w:val="none" w:sz="0" w:space="0" w:color="000000"/>
               <w:right w:val="none" w:sz="0" w:space="0" w:color="000000"/>
             </w:tcBorders>
-            <w:shd w:val="clear" w:color="auto" w:fill="FFFFFF"/>
+            <w:shd w:val="clear" w:color="auto" w:fill="F0FAFF"/>
             <w:tcMar>
               <w:top w:w="0" w:type="dxa"/>
               <w:bottom w:w="0" w:type="dxa"/>
@@ -2204,80 +2259,25 @@
               <w:spacing w:after="60" w:before="60" w:line="240"/>
               <w:ind w:left="100" w:right="100" w:firstLine="0" w:firstLineChars="0"/>
               <w:rPr>
-                <w:rFonts w:ascii="Luciole" w:hAnsi="Luciole" w:eastAsia="Luciole" w:cs="Luciole"/>
-                <w:i w:val="false"/>
-                <w:b w:val="false"/>
-                <w:u w:val="none"/>
-                <w:strike w:val="false"/>
-                <w:sz w:val="18"/>
-                <w:szCs w:val="18"/>
-                <w:color w:val="333333"/>
-              </w:rPr>
-            </w:pPr>
-            <w:r>
-              <w:rPr>
-                <w:rFonts w:ascii="Luciole" w:hAnsi="Luciole" w:eastAsia="Luciole" w:cs="Luciole"/>
-                <w:i w:val="false"/>
-                <w:b w:val="false"/>
-                <w:u w:val="none"/>
-                <w:strike w:val="false"/>
-                <w:sz w:val="18"/>
-                <w:szCs w:val="18"/>
-                <w:color w:val="333333"/>
-              </w:rPr>
-              <w:t xml:space="preserve">2 (4,2)</w:t>
-            </w:r>
-          </w:p>
-        </w:tc>
-        <w:tc>
-          <w:tcPr>
-            <w:tcBorders>
-              <w:bottom w:val="none" w:sz="0" w:space="0" w:color="000000"/>
-              <w:top w:val="none" w:sz="0" w:space="0" w:color="000000"/>
-              <w:left w:val="none" w:sz="0" w:space="0" w:color="000000"/>
-              <w:right w:val="none" w:sz="0" w:space="0" w:color="000000"/>
-            </w:tcBorders>
-            <w:shd w:val="clear" w:color="auto" w:fill="FFFFFF"/>
-            <w:tcMar>
-              <w:top w:w="0" w:type="dxa"/>
-              <w:bottom w:w="0" w:type="dxa"/>
-              <w:left w:w="0" w:type="dxa"/>
-              <w:right w:w="0" w:type="dxa"/>
-            </w:tcMar>
-            <w:vAlign w:val="top"/>
-          </w:tcPr>
-          <w:p>
-            <w:pPr>
-              <w:pStyle w:val="Normal"/>
-              <w:jc w:val="center"/>
-              <w:pBdr>
-                <w:bottom w:val="none" w:sz="0" w:space="0" w:color="000000"/>
-                <w:top w:val="none" w:sz="0" w:space="0" w:color="000000"/>
-                <w:left w:val="none" w:sz="0" w:space="0" w:color="000000"/>
-                <w:right w:val="none" w:sz="0" w:space="0" w:color="000000"/>
-              </w:pBdr>
-              <w:spacing w:after="60" w:before="60" w:line="240"/>
-              <w:ind w:left="100" w:right="100" w:firstLine="0" w:firstLineChars="0"/>
-              <w:rPr>
-                <w:rFonts w:ascii="Luciole" w:hAnsi="Luciole" w:eastAsia="Luciole" w:cs="Luciole"/>
-                <w:i w:val="false"/>
-                <w:b w:val="false"/>
-                <w:u w:val="none"/>
-                <w:strike w:val="false"/>
-                <w:sz w:val="16"/>
-                <w:szCs w:val="16"/>
-                <w:color w:val="333333"/>
-              </w:rPr>
-            </w:pPr>
-            <w:r>
-              <w:rPr>
-                <w:rFonts w:ascii="Luciole" w:hAnsi="Luciole" w:eastAsia="Luciole" w:cs="Luciole"/>
-                <w:i w:val="false"/>
-                <w:b w:val="false"/>
-                <w:u w:val="none"/>
-                <w:strike w:val="false"/>
-                <w:sz w:val="16"/>
-                <w:szCs w:val="16"/>
+                <w:rFonts w:ascii="Aptos" w:hAnsi="Aptos" w:eastAsia="Aptos" w:cs="Aptos"/>
+                <w:i w:val="false"/>
+                <w:b w:val="false"/>
+                <w:u w:val="none"/>
+                <w:strike w:val="false"/>
+                <w:sz w:val="14"/>
+                <w:szCs w:val="14"/>
+                <w:color w:val="333333"/>
+              </w:rPr>
+            </w:pPr>
+            <w:r>
+              <w:rPr>
+                <w:rFonts w:ascii="Aptos" w:hAnsi="Aptos" w:eastAsia="Aptos" w:cs="Aptos"/>
+                <w:i w:val="false"/>
+                <w:b w:val="false"/>
+                <w:u w:val="none"/>
+                <w:strike w:val="false"/>
+                <w:sz w:val="14"/>
+                <w:szCs w:val="14"/>
                 <w:color w:val="333333"/>
               </w:rPr>
               <w:t xml:space="preserve">0,68</w:t>
@@ -2297,7 +2297,7 @@
               <w:left w:val="none" w:sz="0" w:space="0" w:color="000000"/>
               <w:right w:val="none" w:sz="0" w:space="0" w:color="000000"/>
             </w:tcBorders>
-            <w:shd w:val="clear" w:color="auto" w:fill="F0FAFF"/>
+            <w:shd w:val="clear" w:color="auto" w:fill="FFFFFF"/>
             <w:tcMar>
               <w:top w:w="0" w:type="dxa"/>
               <w:bottom w:w="0" w:type="dxa"/>
@@ -2319,25 +2319,25 @@
               <w:spacing w:after="60" w:before="60" w:line="240"/>
               <w:ind w:left="300" w:right="100" w:firstLine="0" w:firstLineChars="0"/>
               <w:rPr>
-                <w:rFonts w:ascii="Luciole" w:hAnsi="Luciole" w:eastAsia="Luciole" w:cs="Luciole"/>
-                <w:i w:val="false"/>
-                <w:b w:val="false"/>
-                <w:u w:val="none"/>
-                <w:strike w:val="false"/>
-                <w:sz w:val="20"/>
-                <w:szCs w:val="20"/>
-                <w:color w:val="333333"/>
-              </w:rPr>
-            </w:pPr>
-            <w:r>
-              <w:rPr>
-                <w:rFonts w:ascii="Luciole" w:hAnsi="Luciole" w:eastAsia="Luciole" w:cs="Luciole"/>
-                <w:i w:val="false"/>
-                <w:b w:val="false"/>
-                <w:u w:val="none"/>
-                <w:strike w:val="false"/>
-                <w:sz w:val="20"/>
-                <w:szCs w:val="20"/>
+                <w:rFonts w:ascii="Aptos" w:hAnsi="Aptos" w:eastAsia="Aptos" w:cs="Aptos"/>
+                <w:i w:val="false"/>
+                <w:b w:val="false"/>
+                <w:u w:val="none"/>
+                <w:strike w:val="false"/>
+                <w:sz w:val="18"/>
+                <w:szCs w:val="18"/>
+                <w:color w:val="333333"/>
+              </w:rPr>
+            </w:pPr>
+            <w:r>
+              <w:rPr>
+                <w:rFonts w:ascii="Aptos" w:hAnsi="Aptos" w:eastAsia="Aptos" w:cs="Aptos"/>
+                <w:i w:val="false"/>
+                <w:b w:val="false"/>
+                <w:u w:val="none"/>
+                <w:strike w:val="false"/>
+                <w:sz w:val="18"/>
+                <w:szCs w:val="18"/>
                 <w:color w:val="333333"/>
               </w:rPr>
               <w:t xml:space="preserve">Neutropénie, n (%)</w:t>
@@ -2352,7 +2352,7 @@
               <w:left w:val="none" w:sz="0" w:space="0" w:color="000000"/>
               <w:right w:val="none" w:sz="0" w:space="0" w:color="000000"/>
             </w:tcBorders>
-            <w:shd w:val="clear" w:color="auto" w:fill="F0FAFF"/>
+            <w:shd w:val="clear" w:color="auto" w:fill="FFFFFF"/>
             <w:tcMar>
               <w:top w:w="0" w:type="dxa"/>
               <w:bottom w:w="0" w:type="dxa"/>
@@ -2374,7 +2374,62 @@
               <w:spacing w:after="60" w:before="60" w:line="240"/>
               <w:ind w:left="100" w:right="100" w:firstLine="0" w:firstLineChars="0"/>
               <w:rPr>
-                <w:rFonts w:ascii="Luciole" w:hAnsi="Luciole" w:eastAsia="Luciole" w:cs="Luciole"/>
+                <w:rFonts w:ascii="Aptos" w:hAnsi="Aptos" w:eastAsia="Aptos" w:cs="Aptos"/>
+                <w:i w:val="false"/>
+                <w:b w:val="false"/>
+                <w:u w:val="none"/>
+                <w:strike w:val="false"/>
+                <w:sz w:val="14"/>
+                <w:szCs w:val="14"/>
+                <w:color w:val="333333"/>
+              </w:rPr>
+            </w:pPr>
+            <w:r>
+              <w:rPr>
+                <w:rFonts w:ascii="Aptos" w:hAnsi="Aptos" w:eastAsia="Aptos" w:cs="Aptos"/>
+                <w:i w:val="false"/>
+                <w:b w:val="false"/>
+                <w:u w:val="none"/>
+                <w:strike w:val="false"/>
+                <w:sz w:val="14"/>
+                <w:szCs w:val="14"/>
+                <w:color w:val="333333"/>
+              </w:rPr>
+              <w:t xml:space="preserve">0/2</w:t>
+            </w:r>
+          </w:p>
+        </w:tc>
+        <w:tc>
+          <w:tcPr>
+            <w:tcBorders>
+              <w:bottom w:val="none" w:sz="0" w:space="0" w:color="000000"/>
+              <w:top w:val="none" w:sz="0" w:space="0" w:color="000000"/>
+              <w:left w:val="none" w:sz="0" w:space="0" w:color="000000"/>
+              <w:right w:val="none" w:sz="0" w:space="0" w:color="000000"/>
+            </w:tcBorders>
+            <w:shd w:val="clear" w:color="auto" w:fill="FFFFFF"/>
+            <w:tcMar>
+              <w:top w:w="0" w:type="dxa"/>
+              <w:bottom w:w="0" w:type="dxa"/>
+              <w:left w:w="0" w:type="dxa"/>
+              <w:right w:w="0" w:type="dxa"/>
+            </w:tcMar>
+            <w:vAlign w:val="top"/>
+          </w:tcPr>
+          <w:p>
+            <w:pPr>
+              <w:pStyle w:val="Normal"/>
+              <w:jc w:val="center"/>
+              <w:pBdr>
+                <w:bottom w:val="none" w:sz="0" w:space="0" w:color="000000"/>
+                <w:top w:val="none" w:sz="0" w:space="0" w:color="000000"/>
+                <w:left w:val="none" w:sz="0" w:space="0" w:color="000000"/>
+                <w:right w:val="none" w:sz="0" w:space="0" w:color="000000"/>
+              </w:pBdr>
+              <w:spacing w:after="60" w:before="60" w:line="240"/>
+              <w:ind w:left="100" w:right="100" w:firstLine="0" w:firstLineChars="0"/>
+              <w:rPr>
+                <w:rFonts w:ascii="Aptos" w:hAnsi="Aptos" w:eastAsia="Aptos" w:cs="Aptos"/>
                 <w:i w:val="false"/>
                 <w:b w:val="false"/>
                 <w:u w:val="none"/>
@@ -2386,7 +2441,7 @@
             </w:pPr>
             <w:r>
               <w:rPr>
-                <w:rFonts w:ascii="Luciole" w:hAnsi="Luciole" w:eastAsia="Luciole" w:cs="Luciole"/>
+                <w:rFonts w:ascii="Aptos" w:hAnsi="Aptos" w:eastAsia="Aptos" w:cs="Aptos"/>
                 <w:i w:val="false"/>
                 <w:b w:val="false"/>
                 <w:u w:val="none"/>
@@ -2395,7 +2450,7 @@
                 <w:szCs w:val="16"/>
                 <w:color w:val="333333"/>
               </w:rPr>
-              <w:t xml:space="preserve">0/2</w:t>
+              <w:t xml:space="preserve">5 (5,1)</w:t>
             </w:r>
           </w:p>
         </w:tc>
@@ -2407,7 +2462,7 @@
               <w:left w:val="none" w:sz="0" w:space="0" w:color="000000"/>
               <w:right w:val="none" w:sz="0" w:space="0" w:color="000000"/>
             </w:tcBorders>
-            <w:shd w:val="clear" w:color="auto" w:fill="F0FAFF"/>
+            <w:shd w:val="clear" w:color="auto" w:fill="FFFFFF"/>
             <w:tcMar>
               <w:top w:w="0" w:type="dxa"/>
               <w:bottom w:w="0" w:type="dxa"/>
@@ -2429,28 +2484,28 @@
               <w:spacing w:after="60" w:before="60" w:line="240"/>
               <w:ind w:left="100" w:right="100" w:firstLine="0" w:firstLineChars="0"/>
               <w:rPr>
-                <w:rFonts w:ascii="Luciole" w:hAnsi="Luciole" w:eastAsia="Luciole" w:cs="Luciole"/>
-                <w:i w:val="false"/>
-                <w:b w:val="false"/>
-                <w:u w:val="none"/>
-                <w:strike w:val="false"/>
-                <w:sz w:val="18"/>
-                <w:szCs w:val="18"/>
-                <w:color w:val="333333"/>
-              </w:rPr>
-            </w:pPr>
-            <w:r>
-              <w:rPr>
-                <w:rFonts w:ascii="Luciole" w:hAnsi="Luciole" w:eastAsia="Luciole" w:cs="Luciole"/>
-                <w:i w:val="false"/>
-                <w:b w:val="false"/>
-                <w:u w:val="none"/>
-                <w:strike w:val="false"/>
-                <w:sz w:val="18"/>
-                <w:szCs w:val="18"/>
-                <w:color w:val="333333"/>
-              </w:rPr>
-              <w:t xml:space="preserve">5 (5,1)</w:t>
+                <w:rFonts w:ascii="Aptos" w:hAnsi="Aptos" w:eastAsia="Aptos" w:cs="Aptos"/>
+                <w:i w:val="false"/>
+                <w:b w:val="false"/>
+                <w:u w:val="none"/>
+                <w:strike w:val="false"/>
+                <w:sz w:val="16"/>
+                <w:szCs w:val="16"/>
+                <w:color w:val="333333"/>
+              </w:rPr>
+            </w:pPr>
+            <w:r>
+              <w:rPr>
+                <w:rFonts w:ascii="Aptos" w:hAnsi="Aptos" w:eastAsia="Aptos" w:cs="Aptos"/>
+                <w:i w:val="false"/>
+                <w:b w:val="false"/>
+                <w:u w:val="none"/>
+                <w:strike w:val="false"/>
+                <w:sz w:val="16"/>
+                <w:szCs w:val="16"/>
+                <w:color w:val="333333"/>
+              </w:rPr>
+              <w:t xml:space="preserve">4 (8,0)</w:t>
             </w:r>
           </w:p>
         </w:tc>
@@ -2462,7 +2517,7 @@
               <w:left w:val="none" w:sz="0" w:space="0" w:color="000000"/>
               <w:right w:val="none" w:sz="0" w:space="0" w:color="000000"/>
             </w:tcBorders>
-            <w:shd w:val="clear" w:color="auto" w:fill="F0FAFF"/>
+            <w:shd w:val="clear" w:color="auto" w:fill="FFFFFF"/>
             <w:tcMar>
               <w:top w:w="0" w:type="dxa"/>
               <w:bottom w:w="0" w:type="dxa"/>
@@ -2484,28 +2539,28 @@
               <w:spacing w:after="60" w:before="60" w:line="240"/>
               <w:ind w:left="100" w:right="100" w:firstLine="0" w:firstLineChars="0"/>
               <w:rPr>
-                <w:rFonts w:ascii="Luciole" w:hAnsi="Luciole" w:eastAsia="Luciole" w:cs="Luciole"/>
-                <w:i w:val="false"/>
-                <w:b w:val="false"/>
-                <w:u w:val="none"/>
-                <w:strike w:val="false"/>
-                <w:sz w:val="18"/>
-                <w:szCs w:val="18"/>
-                <w:color w:val="333333"/>
-              </w:rPr>
-            </w:pPr>
-            <w:r>
-              <w:rPr>
-                <w:rFonts w:ascii="Luciole" w:hAnsi="Luciole" w:eastAsia="Luciole" w:cs="Luciole"/>
-                <w:i w:val="false"/>
-                <w:b w:val="false"/>
-                <w:u w:val="none"/>
-                <w:strike w:val="false"/>
-                <w:sz w:val="18"/>
-                <w:szCs w:val="18"/>
-                <w:color w:val="333333"/>
-              </w:rPr>
-              <w:t xml:space="preserve">4 (8,0)</w:t>
+                <w:rFonts w:ascii="Aptos" w:hAnsi="Aptos" w:eastAsia="Aptos" w:cs="Aptos"/>
+                <w:i w:val="false"/>
+                <w:b w:val="false"/>
+                <w:u w:val="none"/>
+                <w:strike w:val="false"/>
+                <w:sz w:val="16"/>
+                <w:szCs w:val="16"/>
+                <w:color w:val="333333"/>
+              </w:rPr>
+            </w:pPr>
+            <w:r>
+              <w:rPr>
+                <w:rFonts w:ascii="Aptos" w:hAnsi="Aptos" w:eastAsia="Aptos" w:cs="Aptos"/>
+                <w:i w:val="false"/>
+                <w:b w:val="false"/>
+                <w:u w:val="none"/>
+                <w:strike w:val="false"/>
+                <w:sz w:val="16"/>
+                <w:szCs w:val="16"/>
+                <w:color w:val="333333"/>
+              </w:rPr>
+              <w:t xml:space="preserve">1 (2,1)</w:t>
             </w:r>
           </w:p>
         </w:tc>
@@ -2517,7 +2572,7 @@
               <w:left w:val="none" w:sz="0" w:space="0" w:color="000000"/>
               <w:right w:val="none" w:sz="0" w:space="0" w:color="000000"/>
             </w:tcBorders>
-            <w:shd w:val="clear" w:color="auto" w:fill="F0FAFF"/>
+            <w:shd w:val="clear" w:color="auto" w:fill="FFFFFF"/>
             <w:tcMar>
               <w:top w:w="0" w:type="dxa"/>
               <w:bottom w:w="0" w:type="dxa"/>
@@ -2539,80 +2594,25 @@
               <w:spacing w:after="60" w:before="60" w:line="240"/>
               <w:ind w:left="100" w:right="100" w:firstLine="0" w:firstLineChars="0"/>
               <w:rPr>
-                <w:rFonts w:ascii="Luciole" w:hAnsi="Luciole" w:eastAsia="Luciole" w:cs="Luciole"/>
-                <w:i w:val="false"/>
-                <w:b w:val="false"/>
-                <w:u w:val="none"/>
-                <w:strike w:val="false"/>
-                <w:sz w:val="18"/>
-                <w:szCs w:val="18"/>
-                <w:color w:val="333333"/>
-              </w:rPr>
-            </w:pPr>
-            <w:r>
-              <w:rPr>
-                <w:rFonts w:ascii="Luciole" w:hAnsi="Luciole" w:eastAsia="Luciole" w:cs="Luciole"/>
-                <w:i w:val="false"/>
-                <w:b w:val="false"/>
-                <w:u w:val="none"/>
-                <w:strike w:val="false"/>
-                <w:sz w:val="18"/>
-                <w:szCs w:val="18"/>
-                <w:color w:val="333333"/>
-              </w:rPr>
-              <w:t xml:space="preserve">1 (2,1)</w:t>
-            </w:r>
-          </w:p>
-        </w:tc>
-        <w:tc>
-          <w:tcPr>
-            <w:tcBorders>
-              <w:bottom w:val="none" w:sz="0" w:space="0" w:color="000000"/>
-              <w:top w:val="none" w:sz="0" w:space="0" w:color="000000"/>
-              <w:left w:val="none" w:sz="0" w:space="0" w:color="000000"/>
-              <w:right w:val="none" w:sz="0" w:space="0" w:color="000000"/>
-            </w:tcBorders>
-            <w:shd w:val="clear" w:color="auto" w:fill="F0FAFF"/>
-            <w:tcMar>
-              <w:top w:w="0" w:type="dxa"/>
-              <w:bottom w:w="0" w:type="dxa"/>
-              <w:left w:w="0" w:type="dxa"/>
-              <w:right w:w="0" w:type="dxa"/>
-            </w:tcMar>
-            <w:vAlign w:val="top"/>
-          </w:tcPr>
-          <w:p>
-            <w:pPr>
-              <w:pStyle w:val="Normal"/>
-              <w:jc w:val="center"/>
-              <w:pBdr>
-                <w:bottom w:val="none" w:sz="0" w:space="0" w:color="000000"/>
-                <w:top w:val="none" w:sz="0" w:space="0" w:color="000000"/>
-                <w:left w:val="none" w:sz="0" w:space="0" w:color="000000"/>
-                <w:right w:val="none" w:sz="0" w:space="0" w:color="000000"/>
-              </w:pBdr>
-              <w:spacing w:after="60" w:before="60" w:line="240"/>
-              <w:ind w:left="100" w:right="100" w:firstLine="0" w:firstLineChars="0"/>
-              <w:rPr>
-                <w:rFonts w:ascii="Luciole" w:hAnsi="Luciole" w:eastAsia="Luciole" w:cs="Luciole"/>
-                <w:i w:val="false"/>
-                <w:b w:val="false"/>
-                <w:u w:val="none"/>
-                <w:strike w:val="false"/>
-                <w:sz w:val="16"/>
-                <w:szCs w:val="16"/>
-                <w:color w:val="333333"/>
-              </w:rPr>
-            </w:pPr>
-            <w:r>
-              <w:rPr>
-                <w:rFonts w:ascii="Luciole" w:hAnsi="Luciole" w:eastAsia="Luciole" w:cs="Luciole"/>
-                <w:i w:val="false"/>
-                <w:b w:val="false"/>
-                <w:u w:val="none"/>
-                <w:strike w:val="false"/>
-                <w:sz w:val="16"/>
-                <w:szCs w:val="16"/>
+                <w:rFonts w:ascii="Aptos" w:hAnsi="Aptos" w:eastAsia="Aptos" w:cs="Aptos"/>
+                <w:i w:val="false"/>
+                <w:b w:val="false"/>
+                <w:u w:val="none"/>
+                <w:strike w:val="false"/>
+                <w:sz w:val="14"/>
+                <w:szCs w:val="14"/>
+                <w:color w:val="333333"/>
+              </w:rPr>
+            </w:pPr>
+            <w:r>
+              <w:rPr>
+                <w:rFonts w:ascii="Aptos" w:hAnsi="Aptos" w:eastAsia="Aptos" w:cs="Aptos"/>
+                <w:i w:val="false"/>
+                <w:b w:val="false"/>
+                <w:u w:val="none"/>
+                <w:strike w:val="false"/>
+                <w:sz w:val="14"/>
+                <w:szCs w:val="14"/>
                 <w:color w:val="333333"/>
               </w:rPr>
               <w:t xml:space="preserve">0,36</w:t>
@@ -2632,7 +2632,7 @@
               <w:left w:val="none" w:sz="0" w:space="0" w:color="000000"/>
               <w:right w:val="none" w:sz="0" w:space="0" w:color="000000"/>
             </w:tcBorders>
-            <w:shd w:val="clear" w:color="auto" w:fill="FFFFFF"/>
+            <w:shd w:val="clear" w:color="auto" w:fill="F0FAFF"/>
             <w:tcMar>
               <w:top w:w="0" w:type="dxa"/>
               <w:bottom w:w="0" w:type="dxa"/>
@@ -2654,25 +2654,25 @@
               <w:spacing w:after="60" w:before="60" w:line="240"/>
               <w:ind w:left="300" w:right="100" w:firstLine="0" w:firstLineChars="0"/>
               <w:rPr>
-                <w:rFonts w:ascii="Luciole" w:hAnsi="Luciole" w:eastAsia="Luciole" w:cs="Luciole"/>
-                <w:i w:val="false"/>
-                <w:b w:val="false"/>
-                <w:u w:val="none"/>
-                <w:strike w:val="false"/>
-                <w:sz w:val="20"/>
-                <w:szCs w:val="20"/>
-                <w:color w:val="333333"/>
-              </w:rPr>
-            </w:pPr>
-            <w:r>
-              <w:rPr>
-                <w:rFonts w:ascii="Luciole" w:hAnsi="Luciole" w:eastAsia="Luciole" w:cs="Luciole"/>
-                <w:i w:val="false"/>
-                <w:b w:val="false"/>
-                <w:u w:val="none"/>
-                <w:strike w:val="false"/>
-                <w:sz w:val="20"/>
-                <w:szCs w:val="20"/>
+                <w:rFonts w:ascii="Aptos" w:hAnsi="Aptos" w:eastAsia="Aptos" w:cs="Aptos"/>
+                <w:i w:val="false"/>
+                <w:b w:val="false"/>
+                <w:u w:val="none"/>
+                <w:strike w:val="false"/>
+                <w:sz w:val="18"/>
+                <w:szCs w:val="18"/>
+                <w:color w:val="333333"/>
+              </w:rPr>
+            </w:pPr>
+            <w:r>
+              <w:rPr>
+                <w:rFonts w:ascii="Aptos" w:hAnsi="Aptos" w:eastAsia="Aptos" w:cs="Aptos"/>
+                <w:i w:val="false"/>
+                <w:b w:val="false"/>
+                <w:u w:val="none"/>
+                <w:strike w:val="false"/>
+                <w:sz w:val="18"/>
+                <w:szCs w:val="18"/>
                 <w:color w:val="333333"/>
               </w:rPr>
               <w:t xml:space="preserve">Cytolyse/cholestase, n (%)</w:t>
@@ -2687,7 +2687,7 @@
               <w:left w:val="none" w:sz="0" w:space="0" w:color="000000"/>
               <w:right w:val="none" w:sz="0" w:space="0" w:color="000000"/>
             </w:tcBorders>
-            <w:shd w:val="clear" w:color="auto" w:fill="FFFFFF"/>
+            <w:shd w:val="clear" w:color="auto" w:fill="F0FAFF"/>
             <w:tcMar>
               <w:top w:w="0" w:type="dxa"/>
               <w:bottom w:w="0" w:type="dxa"/>
@@ -2709,7 +2709,62 @@
               <w:spacing w:after="60" w:before="60" w:line="240"/>
               <w:ind w:left="100" w:right="100" w:firstLine="0" w:firstLineChars="0"/>
               <w:rPr>
-                <w:rFonts w:ascii="Luciole" w:hAnsi="Luciole" w:eastAsia="Luciole" w:cs="Luciole"/>
+                <w:rFonts w:ascii="Aptos" w:hAnsi="Aptos" w:eastAsia="Aptos" w:cs="Aptos"/>
+                <w:i w:val="false"/>
+                <w:b w:val="false"/>
+                <w:u w:val="none"/>
+                <w:strike w:val="false"/>
+                <w:sz w:val="14"/>
+                <w:szCs w:val="14"/>
+                <w:color w:val="333333"/>
+              </w:rPr>
+            </w:pPr>
+            <w:r>
+              <w:rPr>
+                <w:rFonts w:ascii="Aptos" w:hAnsi="Aptos" w:eastAsia="Aptos" w:cs="Aptos"/>
+                <w:i w:val="false"/>
+                <w:b w:val="false"/>
+                <w:u w:val="none"/>
+                <w:strike w:val="false"/>
+                <w:sz w:val="14"/>
+                <w:szCs w:val="14"/>
+                <w:color w:val="333333"/>
+              </w:rPr>
+              <w:t xml:space="preserve">1/2</w:t>
+            </w:r>
+          </w:p>
+        </w:tc>
+        <w:tc>
+          <w:tcPr>
+            <w:tcBorders>
+              <w:bottom w:val="single" w:sz="8" w:space="0" w:color="333333"/>
+              <w:top w:val="none" w:sz="0" w:space="0" w:color="000000"/>
+              <w:left w:val="none" w:sz="0" w:space="0" w:color="000000"/>
+              <w:right w:val="none" w:sz="0" w:space="0" w:color="000000"/>
+            </w:tcBorders>
+            <w:shd w:val="clear" w:color="auto" w:fill="F0FAFF"/>
+            <w:tcMar>
+              <w:top w:w="0" w:type="dxa"/>
+              <w:bottom w:w="0" w:type="dxa"/>
+              <w:left w:w="0" w:type="dxa"/>
+              <w:right w:w="0" w:type="dxa"/>
+            </w:tcMar>
+            <w:vAlign w:val="top"/>
+          </w:tcPr>
+          <w:p>
+            <w:pPr>
+              <w:pStyle w:val="Normal"/>
+              <w:jc w:val="center"/>
+              <w:pBdr>
+                <w:bottom w:val="none" w:sz="0" w:space="0" w:color="000000"/>
+                <w:top w:val="none" w:sz="0" w:space="0" w:color="000000"/>
+                <w:left w:val="none" w:sz="0" w:space="0" w:color="000000"/>
+                <w:right w:val="none" w:sz="0" w:space="0" w:color="000000"/>
+              </w:pBdr>
+              <w:spacing w:after="60" w:before="60" w:line="240"/>
+              <w:ind w:left="100" w:right="100" w:firstLine="0" w:firstLineChars="0"/>
+              <w:rPr>
+                <w:rFonts w:ascii="Aptos" w:hAnsi="Aptos" w:eastAsia="Aptos" w:cs="Aptos"/>
                 <w:i w:val="false"/>
                 <w:b w:val="false"/>
                 <w:u w:val="none"/>
@@ -2721,7 +2776,7 @@
             </w:pPr>
             <w:r>
               <w:rPr>
-                <w:rFonts w:ascii="Luciole" w:hAnsi="Luciole" w:eastAsia="Luciole" w:cs="Luciole"/>
+                <w:rFonts w:ascii="Aptos" w:hAnsi="Aptos" w:eastAsia="Aptos" w:cs="Aptos"/>
                 <w:i w:val="false"/>
                 <w:b w:val="false"/>
                 <w:u w:val="none"/>
@@ -2730,7 +2785,7 @@
                 <w:szCs w:val="16"/>
                 <w:color w:val="333333"/>
               </w:rPr>
-              <w:t xml:space="preserve">1/2</w:t>
+              <w:t xml:space="preserve">1 (1,0)</w:t>
             </w:r>
           </w:p>
         </w:tc>
@@ -2742,7 +2797,7 @@
               <w:left w:val="none" w:sz="0" w:space="0" w:color="000000"/>
               <w:right w:val="none" w:sz="0" w:space="0" w:color="000000"/>
             </w:tcBorders>
-            <w:shd w:val="clear" w:color="auto" w:fill="FFFFFF"/>
+            <w:shd w:val="clear" w:color="auto" w:fill="F0FAFF"/>
             <w:tcMar>
               <w:top w:w="0" w:type="dxa"/>
               <w:bottom w:w="0" w:type="dxa"/>
@@ -2764,28 +2819,28 @@
               <w:spacing w:after="60" w:before="60" w:line="240"/>
               <w:ind w:left="100" w:right="100" w:firstLine="0" w:firstLineChars="0"/>
               <w:rPr>
-                <w:rFonts w:ascii="Luciole" w:hAnsi="Luciole" w:eastAsia="Luciole" w:cs="Luciole"/>
-                <w:i w:val="false"/>
-                <w:b w:val="false"/>
-                <w:u w:val="none"/>
-                <w:strike w:val="false"/>
-                <w:sz w:val="18"/>
-                <w:szCs w:val="18"/>
-                <w:color w:val="333333"/>
-              </w:rPr>
-            </w:pPr>
-            <w:r>
-              <w:rPr>
-                <w:rFonts w:ascii="Luciole" w:hAnsi="Luciole" w:eastAsia="Luciole" w:cs="Luciole"/>
-                <w:i w:val="false"/>
-                <w:b w:val="false"/>
-                <w:u w:val="none"/>
-                <w:strike w:val="false"/>
-                <w:sz w:val="18"/>
-                <w:szCs w:val="18"/>
-                <w:color w:val="333333"/>
-              </w:rPr>
-              <w:t xml:space="preserve">1 (1,0)</w:t>
+                <w:rFonts w:ascii="Aptos" w:hAnsi="Aptos" w:eastAsia="Aptos" w:cs="Aptos"/>
+                <w:i w:val="false"/>
+                <w:b w:val="false"/>
+                <w:u w:val="none"/>
+                <w:strike w:val="false"/>
+                <w:sz w:val="16"/>
+                <w:szCs w:val="16"/>
+                <w:color w:val="333333"/>
+              </w:rPr>
+            </w:pPr>
+            <w:r>
+              <w:rPr>
+                <w:rFonts w:ascii="Aptos" w:hAnsi="Aptos" w:eastAsia="Aptos" w:cs="Aptos"/>
+                <w:i w:val="false"/>
+                <w:b w:val="false"/>
+                <w:u w:val="none"/>
+                <w:strike w:val="false"/>
+                <w:sz w:val="16"/>
+                <w:szCs w:val="16"/>
+                <w:color w:val="333333"/>
+              </w:rPr>
+              <w:t xml:space="preserve">0</w:t>
             </w:r>
           </w:p>
         </w:tc>
@@ -2797,7 +2852,7 @@
               <w:left w:val="none" w:sz="0" w:space="0" w:color="000000"/>
               <w:right w:val="none" w:sz="0" w:space="0" w:color="000000"/>
             </w:tcBorders>
-            <w:shd w:val="clear" w:color="auto" w:fill="FFFFFF"/>
+            <w:shd w:val="clear" w:color="auto" w:fill="F0FAFF"/>
             <w:tcMar>
               <w:top w:w="0" w:type="dxa"/>
               <w:bottom w:w="0" w:type="dxa"/>
@@ -2819,28 +2874,28 @@
               <w:spacing w:after="60" w:before="60" w:line="240"/>
               <w:ind w:left="100" w:right="100" w:firstLine="0" w:firstLineChars="0"/>
               <w:rPr>
-                <w:rFonts w:ascii="Luciole" w:hAnsi="Luciole" w:eastAsia="Luciole" w:cs="Luciole"/>
-                <w:i w:val="false"/>
-                <w:b w:val="false"/>
-                <w:u w:val="none"/>
-                <w:strike w:val="false"/>
-                <w:sz w:val="18"/>
-                <w:szCs w:val="18"/>
-                <w:color w:val="333333"/>
-              </w:rPr>
-            </w:pPr>
-            <w:r>
-              <w:rPr>
-                <w:rFonts w:ascii="Luciole" w:hAnsi="Luciole" w:eastAsia="Luciole" w:cs="Luciole"/>
-                <w:i w:val="false"/>
-                <w:b w:val="false"/>
-                <w:u w:val="none"/>
-                <w:strike w:val="false"/>
-                <w:sz w:val="18"/>
-                <w:szCs w:val="18"/>
-                <w:color w:val="333333"/>
-              </w:rPr>
-              <w:t xml:space="preserve">0</w:t>
+                <w:rFonts w:ascii="Aptos" w:hAnsi="Aptos" w:eastAsia="Aptos" w:cs="Aptos"/>
+                <w:i w:val="false"/>
+                <w:b w:val="false"/>
+                <w:u w:val="none"/>
+                <w:strike w:val="false"/>
+                <w:sz w:val="16"/>
+                <w:szCs w:val="16"/>
+                <w:color w:val="333333"/>
+              </w:rPr>
+            </w:pPr>
+            <w:r>
+              <w:rPr>
+                <w:rFonts w:ascii="Aptos" w:hAnsi="Aptos" w:eastAsia="Aptos" w:cs="Aptos"/>
+                <w:i w:val="false"/>
+                <w:b w:val="false"/>
+                <w:u w:val="none"/>
+                <w:strike w:val="false"/>
+                <w:sz w:val="16"/>
+                <w:szCs w:val="16"/>
+                <w:color w:val="333333"/>
+              </w:rPr>
+              <w:t xml:space="preserve">1 (2,1)</w:t>
             </w:r>
           </w:p>
         </w:tc>
@@ -2852,7 +2907,7 @@
               <w:left w:val="none" w:sz="0" w:space="0" w:color="000000"/>
               <w:right w:val="none" w:sz="0" w:space="0" w:color="000000"/>
             </w:tcBorders>
-            <w:shd w:val="clear" w:color="auto" w:fill="FFFFFF"/>
+            <w:shd w:val="clear" w:color="auto" w:fill="F0FAFF"/>
             <w:tcMar>
               <w:top w:w="0" w:type="dxa"/>
               <w:bottom w:w="0" w:type="dxa"/>
@@ -2874,80 +2929,25 @@
               <w:spacing w:after="60" w:before="60" w:line="240"/>
               <w:ind w:left="100" w:right="100" w:firstLine="0" w:firstLineChars="0"/>
               <w:rPr>
-                <w:rFonts w:ascii="Luciole" w:hAnsi="Luciole" w:eastAsia="Luciole" w:cs="Luciole"/>
-                <w:i w:val="false"/>
-                <w:b w:val="false"/>
-                <w:u w:val="none"/>
-                <w:strike w:val="false"/>
-                <w:sz w:val="18"/>
-                <w:szCs w:val="18"/>
-                <w:color w:val="333333"/>
-              </w:rPr>
-            </w:pPr>
-            <w:r>
-              <w:rPr>
-                <w:rFonts w:ascii="Luciole" w:hAnsi="Luciole" w:eastAsia="Luciole" w:cs="Luciole"/>
-                <w:i w:val="false"/>
-                <w:b w:val="false"/>
-                <w:u w:val="none"/>
-                <w:strike w:val="false"/>
-                <w:sz w:val="18"/>
-                <w:szCs w:val="18"/>
-                <w:color w:val="333333"/>
-              </w:rPr>
-              <w:t xml:space="preserve">1 (2,1)</w:t>
-            </w:r>
-          </w:p>
-        </w:tc>
-        <w:tc>
-          <w:tcPr>
-            <w:tcBorders>
-              <w:bottom w:val="single" w:sz="8" w:space="0" w:color="333333"/>
-              <w:top w:val="none" w:sz="0" w:space="0" w:color="000000"/>
-              <w:left w:val="none" w:sz="0" w:space="0" w:color="000000"/>
-              <w:right w:val="none" w:sz="0" w:space="0" w:color="000000"/>
-            </w:tcBorders>
-            <w:shd w:val="clear" w:color="auto" w:fill="FFFFFF"/>
-            <w:tcMar>
-              <w:top w:w="0" w:type="dxa"/>
-              <w:bottom w:w="0" w:type="dxa"/>
-              <w:left w:w="0" w:type="dxa"/>
-              <w:right w:w="0" w:type="dxa"/>
-            </w:tcMar>
-            <w:vAlign w:val="top"/>
-          </w:tcPr>
-          <w:p>
-            <w:pPr>
-              <w:pStyle w:val="Normal"/>
-              <w:jc w:val="center"/>
-              <w:pBdr>
-                <w:bottom w:val="none" w:sz="0" w:space="0" w:color="000000"/>
-                <w:top w:val="none" w:sz="0" w:space="0" w:color="000000"/>
-                <w:left w:val="none" w:sz="0" w:space="0" w:color="000000"/>
-                <w:right w:val="none" w:sz="0" w:space="0" w:color="000000"/>
-              </w:pBdr>
-              <w:spacing w:after="60" w:before="60" w:line="240"/>
-              <w:ind w:left="100" w:right="100" w:firstLine="0" w:firstLineChars="0"/>
-              <w:rPr>
-                <w:rFonts w:ascii="Luciole" w:hAnsi="Luciole" w:eastAsia="Luciole" w:cs="Luciole"/>
-                <w:i w:val="false"/>
-                <w:b w:val="false"/>
-                <w:u w:val="none"/>
-                <w:strike w:val="false"/>
-                <w:sz w:val="16"/>
-                <w:szCs w:val="16"/>
-                <w:color w:val="333333"/>
-              </w:rPr>
-            </w:pPr>
-            <w:r>
-              <w:rPr>
-                <w:rFonts w:ascii="Luciole" w:hAnsi="Luciole" w:eastAsia="Luciole" w:cs="Luciole"/>
-                <w:i w:val="false"/>
-                <w:b w:val="false"/>
-                <w:u w:val="none"/>
-                <w:strike w:val="false"/>
-                <w:sz w:val="16"/>
-                <w:szCs w:val="16"/>
+                <w:rFonts w:ascii="Aptos" w:hAnsi="Aptos" w:eastAsia="Aptos" w:cs="Aptos"/>
+                <w:i w:val="false"/>
+                <w:b w:val="false"/>
+                <w:u w:val="none"/>
+                <w:strike w:val="false"/>
+                <w:sz w:val="14"/>
+                <w:szCs w:val="14"/>
+                <w:color w:val="333333"/>
+              </w:rPr>
+            </w:pPr>
+            <w:r>
+              <w:rPr>
+                <w:rFonts w:ascii="Aptos" w:hAnsi="Aptos" w:eastAsia="Aptos" w:cs="Aptos"/>
+                <w:i w:val="false"/>
+                <w:b w:val="false"/>
+                <w:u w:val="none"/>
+                <w:strike w:val="false"/>
+                <w:sz w:val="14"/>
+                <w:szCs w:val="14"/>
                 <w:color w:val="333333"/>
               </w:rPr>
               <w:t xml:space="preserve">0,49</w:t>
@@ -2990,42 +2990,28 @@
               <w:spacing w:after="60" w:before="60" w:line="240"/>
               <w:ind w:left="100" w:right="100" w:firstLine="0" w:firstLineChars="0"/>
               <w:rPr>
-                <w:rFonts w:ascii="Luciole" w:hAnsi="Luciole" w:eastAsia="Luciole" w:cs="Luciole"/>
-                <w:i w:val="false"/>
-                <w:b w:val="false"/>
-                <w:u w:val="none"/>
-                <w:strike w:val="false"/>
-                <w:sz w:val="16"/>
-                <w:szCs w:val="16"/>
-                <w:color w:val="333333"/>
-              </w:rPr>
-            </w:pPr>
-            <w:r>
-              <w:rPr>
-                <w:rFonts w:ascii="Luciole" w:hAnsi="Luciole" w:eastAsia="Luciole" w:cs="Luciole"/>
-                <w:i w:val="false"/>
-                <w:b w:val="false"/>
-                <w:u w:val="none"/>
-                <w:strike w:val="false"/>
-                <w:vertAlign w:val="superscript"/>
-                <w:sz w:val="16"/>
-                <w:szCs w:val="16"/>
-                <w:color w:val="333333"/>
-              </w:rPr>
-              <w:t xml:space="preserve">1</w:t>
-            </w:r>
-            <w:r>
-              <w:rPr>
-                <w:rFonts w:ascii="Luciole" w:hAnsi="Luciole" w:eastAsia="Luciole" w:cs="Luciole"/>
-                <w:i w:val="false"/>
-                <w:b w:val="false"/>
-                <w:u w:val="none"/>
-                <w:strike w:val="false"/>
-                <w:sz w:val="16"/>
-                <w:szCs w:val="16"/>
-                <w:color w:val="333333"/>
-              </w:rPr>
-              <w:t xml:space="preserve">Selon la Common Terminology Criteria for Adverse Events (CTCAE) v5.0.</w:t>
+                <w:rFonts w:ascii="Aptos" w:hAnsi="Aptos" w:eastAsia="Aptos" w:cs="Aptos"/>
+                <w:i w:val="false"/>
+                <w:b w:val="false"/>
+                <w:u w:val="none"/>
+                <w:strike w:val="false"/>
+                <w:sz w:val="14"/>
+                <w:szCs w:val="14"/>
+                <w:color w:val="333333"/>
+              </w:rPr>
+            </w:pPr>
+            <w:r>
+              <w:rPr>
+                <w:rFonts w:ascii="Aptos" w:hAnsi="Aptos" w:eastAsia="Aptos" w:cs="Aptos"/>
+                <w:i w:val="false"/>
+                <w:b w:val="false"/>
+                <w:u w:val="none"/>
+                <w:strike w:val="false"/>
+                <w:sz w:val="14"/>
+                <w:szCs w:val="14"/>
+                <w:color w:val="333333"/>
+              </w:rPr>
+              <w:t xml:space="preserve">Patients ayant reçu au moins une cure de chimiothérapie d'induction ou adjuvante (100 sur 103 patients inclus). DM : données manquantes par groupe.</w:t>
             </w:r>
           </w:p>
         </w:tc>
@@ -3065,28 +3051,42 @@
               <w:spacing w:after="60" w:before="60" w:line="240"/>
               <w:ind w:left="100" w:right="100" w:firstLine="0" w:firstLineChars="0"/>
               <w:rPr>
-                <w:rFonts w:ascii="Luciole" w:hAnsi="Luciole" w:eastAsia="Luciole" w:cs="Luciole"/>
-                <w:i w:val="false"/>
-                <w:b w:val="false"/>
-                <w:u w:val="none"/>
-                <w:strike w:val="false"/>
-                <w:sz w:val="16"/>
-                <w:szCs w:val="16"/>
-                <w:color w:val="333333"/>
-              </w:rPr>
-            </w:pPr>
-            <w:r>
-              <w:rPr>
-                <w:rFonts w:ascii="Luciole" w:hAnsi="Luciole" w:eastAsia="Luciole" w:cs="Luciole"/>
-                <w:i w:val="false"/>
-                <w:b w:val="false"/>
-                <w:u w:val="none"/>
-                <w:strike w:val="false"/>
-                <w:sz w:val="16"/>
-                <w:szCs w:val="16"/>
-                <w:color w:val="333333"/>
-              </w:rPr>
-              <w:t xml:space="preserve">Patients ayant reçu au moins une cure de chimiothérapie d'induction ou adjuvante (100 sur 103 patients inclus). DM : données manquantes par groupe.</w:t>
+                <w:rFonts w:ascii="Aptos" w:hAnsi="Aptos" w:eastAsia="Aptos" w:cs="Aptos"/>
+                <w:i w:val="false"/>
+                <w:b w:val="false"/>
+                <w:u w:val="none"/>
+                <w:strike w:val="false"/>
+                <w:sz w:val="14"/>
+                <w:szCs w:val="14"/>
+                <w:color w:val="333333"/>
+              </w:rPr>
+            </w:pPr>
+            <w:r>
+              <w:rPr>
+                <w:rFonts w:ascii="Aptos" w:hAnsi="Aptos" w:eastAsia="Aptos" w:cs="Aptos"/>
+                <w:i w:val="false"/>
+                <w:b w:val="false"/>
+                <w:u w:val="none"/>
+                <w:strike w:val="false"/>
+                <w:vertAlign w:val="superscript"/>
+                <w:sz w:val="14"/>
+                <w:szCs w:val="14"/>
+                <w:color w:val="333333"/>
+              </w:rPr>
+              <w:t xml:space="preserve">1</w:t>
+            </w:r>
+            <w:r>
+              <w:rPr>
+                <w:rFonts w:ascii="Aptos" w:hAnsi="Aptos" w:eastAsia="Aptos" w:cs="Aptos"/>
+                <w:i w:val="false"/>
+                <w:b w:val="false"/>
+                <w:u w:val="none"/>
+                <w:strike w:val="false"/>
+                <w:sz w:val="14"/>
+                <w:szCs w:val="14"/>
+                <w:color w:val="333333"/>
+              </w:rPr>
+              <w:t xml:space="preserve">Selon la Common Terminology Criteria for Adverse Events (CTCAE) v5.0.</w:t>
             </w:r>
           </w:p>
         </w:tc>

--- a/output/tbl-tox/tbl-tox.docx
+++ b/output/tbl-tox/tbl-tox.docx
@@ -30,7 +30,7 @@
               <w:left w:w="0" w:type="dxa"/>
               <w:right w:w="0" w:type="dxa"/>
             </w:tcMar>
-            <w:vAlign w:val="center"/>
+            <w:vAlign w:val="bottom"/>
           </w:tcPr>
           <w:p>
             <w:pPr>
@@ -74,6 +74,61 @@
           <w:tcPr>
             <w:gridSpan w:val="2"/>
             <w:tcBorders>
+              <w:bottom w:val="single" w:sz="8" w:space="0" w:color="333333"/>
+              <w:top w:val="none" w:sz="0" w:space="0" w:color="000000"/>
+              <w:left w:val="none" w:sz="0" w:space="0" w:color="000000"/>
+              <w:right w:val="none" w:sz="0" w:space="0" w:color="000000"/>
+            </w:tcBorders>
+            <w:shd w:val="clear" w:color="auto" w:fill="FFFFFF"/>
+            <w:tcMar>
+              <w:top w:w="0" w:type="dxa"/>
+              <w:bottom w:w="0" w:type="dxa"/>
+              <w:left w:w="0" w:type="dxa"/>
+              <w:right w:w="0" w:type="dxa"/>
+            </w:tcMar>
+            <w:vAlign w:val="bottom"/>
+          </w:tcPr>
+          <w:p>
+            <w:pPr>
+              <w:pStyle w:val="Normal"/>
+              <w:jc w:val="center"/>
+              <w:pBdr>
+                <w:bottom w:val="none" w:sz="0" w:space="0" w:color="000000"/>
+                <w:top w:val="none" w:sz="0" w:space="0" w:color="000000"/>
+                <w:left w:val="none" w:sz="0" w:space="0" w:color="000000"/>
+                <w:right w:val="none" w:sz="0" w:space="0" w:color="000000"/>
+              </w:pBdr>
+              <w:spacing w:after="40" w:before="40" w:line="240"/>
+              <w:ind w:left="100" w:right="100" w:firstLine="0" w:firstLineChars="0"/>
+              <w:rPr>
+                <w:rFonts w:ascii="Aptos" w:hAnsi="Aptos" w:eastAsia="Aptos" w:cs="Aptos"/>
+                <w:i w:val="false"/>
+                <w:b w:val="false"/>
+                <w:u w:val="none"/>
+                <w:strike w:val="false"/>
+                <w:sz w:val="18"/>
+                <w:szCs w:val="18"/>
+                <w:color w:val="333333"/>
+              </w:rPr>
+            </w:pPr>
+            <w:r>
+              <w:rPr>
+                <w:rFonts w:ascii="Aptos" w:hAnsi="Aptos" w:eastAsia="Aptos" w:cs="Aptos"/>
+                <w:i w:val="false"/>
+                <w:b w:val="true"/>
+                <w:u w:val="none"/>
+                <w:strike w:val="false"/>
+                <w:sz w:val="18"/>
+                <w:szCs w:val="18"/>
+                <w:color w:val="333333"/>
+              </w:rPr>
+              <w:t xml:space="preserve">Protocole de chimiothérapie</w:t>
+            </w:r>
+          </w:p>
+        </w:tc>
+        <w:tc>
+          <w:tcPr>
+            <w:tcBorders>
               <w:bottom w:val="none" w:sz="0" w:space="0" w:color="000000"/>
               <w:top w:val="none" w:sz="0" w:space="0" w:color="000000"/>
               <w:left w:val="none" w:sz="0" w:space="0" w:color="000000"/>
@@ -86,62 +141,7 @@
               <w:left w:w="0" w:type="dxa"/>
               <w:right w:w="0" w:type="dxa"/>
             </w:tcMar>
-            <w:vAlign w:val="center"/>
-          </w:tcPr>
-          <w:p>
-            <w:pPr>
-              <w:pStyle w:val="Normal"/>
-              <w:jc w:val="center"/>
-              <w:pBdr>
-                <w:bottom w:val="none" w:sz="0" w:space="0" w:color="000000"/>
-                <w:top w:val="none" w:sz="0" w:space="0" w:color="000000"/>
-                <w:left w:val="none" w:sz="0" w:space="0" w:color="000000"/>
-                <w:right w:val="none" w:sz="0" w:space="0" w:color="000000"/>
-              </w:pBdr>
-              <w:spacing w:after="40" w:before="40" w:line="240"/>
-              <w:ind w:left="100" w:right="100" w:firstLine="0" w:firstLineChars="0"/>
-              <w:rPr>
-                <w:rFonts w:ascii="Aptos" w:hAnsi="Aptos" w:eastAsia="Aptos" w:cs="Aptos"/>
-                <w:i w:val="false"/>
-                <w:b w:val="false"/>
-                <w:u w:val="none"/>
-                <w:strike w:val="false"/>
-                <w:sz w:val="18"/>
-                <w:szCs w:val="18"/>
-                <w:color w:val="333333"/>
-              </w:rPr>
-            </w:pPr>
-            <w:r>
-              <w:rPr>
-                <w:rFonts w:ascii="Aptos" w:hAnsi="Aptos" w:eastAsia="Aptos" w:cs="Aptos"/>
-                <w:i w:val="false"/>
-                <w:b w:val="true"/>
-                <w:u w:val="none"/>
-                <w:strike w:val="false"/>
-                <w:sz w:val="18"/>
-                <w:szCs w:val="18"/>
-                <w:color w:val="333333"/>
-              </w:rPr>
-              <w:t xml:space="preserve">Protocole de chimiothérapie</w:t>
-            </w:r>
-          </w:p>
-        </w:tc>
-        <w:tc>
-          <w:tcPr>
-            <w:tcBorders>
-              <w:bottom w:val="none" w:sz="0" w:space="0" w:color="000000"/>
-              <w:top w:val="none" w:sz="0" w:space="0" w:color="000000"/>
-              <w:left w:val="none" w:sz="0" w:space="0" w:color="000000"/>
-              <w:right w:val="none" w:sz="0" w:space="0" w:color="000000"/>
-            </w:tcBorders>
-            <w:shd w:val="clear" w:color="auto" w:fill="FFFFFF"/>
-            <w:tcMar>
-              <w:top w:w="0" w:type="dxa"/>
-              <w:bottom w:w="0" w:type="dxa"/>
-              <w:left w:w="0" w:type="dxa"/>
-              <w:right w:w="0" w:type="dxa"/>
-            </w:tcMar>
-            <w:vAlign w:val="center"/>
+            <w:vAlign w:val="bottom"/>
           </w:tcPr>
           <w:p>
             <w:pPr>
@@ -202,7 +202,7 @@
               <w:left w:w="0" w:type="dxa"/>
               <w:right w:w="0" w:type="dxa"/>
             </w:tcMar>
-            <w:vAlign w:val="center"/>
+            <w:vAlign w:val="bottom"/>
           </w:tcPr>
           <w:p>
             <w:pPr>
@@ -257,7 +257,7 @@
               <w:left w:w="0" w:type="dxa"/>
               <w:right w:w="0" w:type="dxa"/>
             </w:tcMar>
-            <w:vAlign w:val="center"/>
+            <w:vAlign w:val="bottom"/>
           </w:tcPr>
           <w:p>
             <w:pPr>
@@ -312,7 +312,7 @@
               <w:left w:w="0" w:type="dxa"/>
               <w:right w:w="0" w:type="dxa"/>
             </w:tcMar>
-            <w:vAlign w:val="center"/>
+            <w:vAlign w:val="bottom"/>
           </w:tcPr>
           <w:p>
             <w:pPr>
@@ -382,7 +382,7 @@
           <w:tcPr>
             <w:tcBorders>
               <w:bottom w:val="single" w:sz="8" w:space="0" w:color="333333"/>
-              <w:top w:val="none" w:sz="0" w:space="0" w:color="000000"/>
+              <w:top w:val="single" w:sz="8" w:space="0" w:color="333333"/>
               <w:left w:val="none" w:sz="0" w:space="0" w:color="000000"/>
               <w:right w:val="none" w:sz="0" w:space="0" w:color="000000"/>
             </w:tcBorders>
@@ -393,7 +393,7 @@
               <w:left w:w="0" w:type="dxa"/>
               <w:right w:w="0" w:type="dxa"/>
             </w:tcMar>
-            <w:vAlign w:val="center"/>
+            <w:vAlign w:val="bottom"/>
           </w:tcPr>
           <w:p>
             <w:pPr>
@@ -463,7 +463,7 @@
           <w:tcPr>
             <w:tcBorders>
               <w:bottom w:val="single" w:sz="8" w:space="0" w:color="333333"/>
-              <w:top w:val="none" w:sz="0" w:space="0" w:color="000000"/>
+              <w:top w:val="single" w:sz="8" w:space="0" w:color="333333"/>
               <w:left w:val="none" w:sz="0" w:space="0" w:color="000000"/>
               <w:right w:val="none" w:sz="0" w:space="0" w:color="000000"/>
             </w:tcBorders>
@@ -474,7 +474,7 @@
               <w:left w:w="0" w:type="dxa"/>
               <w:right w:w="0" w:type="dxa"/>
             </w:tcMar>
-            <w:vAlign w:val="center"/>
+            <w:vAlign w:val="bottom"/>
           </w:tcPr>
           <w:p>
             <w:pPr>
@@ -555,7 +555,7 @@
               <w:left w:w="0" w:type="dxa"/>
               <w:right w:w="0" w:type="dxa"/>
             </w:tcMar>
-            <w:vAlign w:val="center"/>
+            <w:vAlign w:val="bottom"/>
           </w:tcPr>
           <w:p>
             <w:pPr>

--- a/output/tbl-tox/tbl-tox.docx
+++ b/output/tbl-tox/tbl-tox.docx
@@ -12,7 +12,6 @@
       <w:tr>
         <w:trPr>
           <w:trHeight w:val="638" w:hRule="auto"/>
-          <w:tblHeader/>
         </w:trPr>
         <w:tc>
           <w:tcPr>
@@ -185,7 +184,6 @@
       <w:tr>
         <w:trPr>
           <w:trHeight w:val="902" w:hRule="auto"/>
-          <w:tblHeader/>
         </w:trPr>
         <w:tc>
           <w:tcPr>
